--- a/app/templates/santa_beatriz/VERDE.docx
+++ b/app/templates/santa_beatriz/VERDE.docx
@@ -172,7 +172,27 @@
           <w:szCs w:val="18"/>
           <w:lang w:val="es-ES_tradnl"/>
         </w:rPr>
-        <w:t xml:space="preserve">, QUIEN ME MANIFESTO SER DE NACIONALIDAD PERUANA, IDENTIFICADO CON DOCUMENTO NACIONAL DE IDENTIDAD NUMERO 45234161, DE ESTADO CIVIL SOLTERO, DE PROFESION U OCUPACION: EMPRESARIO, CON DOMICILIO EN LA AV. 12 DE NOVIEMBRE 1596, DISTRITO DE FLORENCIA DE MORA, PROVINCIA DE TRUJILLO, DEPARTAMENTO DE LA LIBERTAD, </w:t>
+        <w:t xml:space="preserve">, QUIEN ME MANIFESTO SER DE NACIONALIDAD PERUANA, IDENTIFICADO CON DOCUMENTO NACIONAL DE IDENTIDAD NUMERO 45234161, DE ESTADO CIVIL SOLTERO, DE PROFESION U OCUPACION: EMPRESARIO, </w:t>
+      </w:r>
+      <w:r>
+        <w:rPr>
+          <w:rFonts w:asciiTheme="minorBidi" w:hAnsiTheme="minorBidi" w:cstheme="minorBidi"/>
+          <w:color w:val="000000"/>
+          <w:sz w:val="18"/>
+          <w:szCs w:val="18"/>
+          <w:lang w:val="es-ES_tradnl"/>
+        </w:rPr>
+        <w:t>CON DOMICILIO EN LA PARCELA A1, CON U.C. 0775, LA MERCED III, DEL DISTRITO DE LAREDO, PROVINCIA DE TRUJILLO, DEPARTAMENTO DE LA LIBERTAD</w:t>
+      </w:r>
+      <w:r>
+        <w:rPr>
+          <w:rFonts w:asciiTheme="minorBidi" w:hAnsiTheme="minorBidi" w:cstheme="minorBidi"/>
+          <w:color w:val="000000"/>
+          <w:sz w:val="18"/>
+          <w:szCs w:val="18"/>
+          <w:lang w:val="es-ES_tradnl"/>
+        </w:rPr>
+        <w:t xml:space="preserve">, </w:t>
       </w:r>
       <w:r>
         <w:rPr>
@@ -181,7 +201,7 @@
           <w:szCs w:val="18"/>
           <w:lang w:val="es-PE"/>
         </w:rPr>
-        <w:t xml:space="preserve">QUIEN INTERVIENE EN CALIDAD DE GERENTE GENERAL DE LA EMPRESA DENOMINADA </w:t>
+        <w:t>QUIEN INTERVIENE EN CALIDAD DE GERENTE GENERAL DE LA EMPRESA DENOMINADA</w:t>
       </w:r>
       <w:r>
         <w:rPr>
@@ -191,6 +211,16 @@
           <w:sz w:val="18"/>
           <w:szCs w:val="18"/>
         </w:rPr>
+        <w:t xml:space="preserve"> </w:t>
+      </w:r>
+      <w:r>
+        <w:rPr>
+          <w:rFonts w:asciiTheme="minorBidi" w:eastAsia="Calibri" w:hAnsiTheme="minorBidi" w:cstheme="minorBidi"/>
+          <w:b/>
+          <w:color w:val="000000"/>
+          <w:sz w:val="18"/>
+          <w:szCs w:val="18"/>
+        </w:rPr>
         <w:t>“GRUPO D’MATEO S.A.C.”</w:t>
       </w:r>
       <w:r>
@@ -258,27 +288,7 @@
           <w:szCs w:val="18"/>
           <w:lang w:val="es-ES_tradnl"/>
         </w:rPr>
-        <w:t xml:space="preserve">SEGUN FACULTADES INSCRITAS EN LA PARTIDA REGISTRAL 11390610 DEL REGISTRO DE PERSONAS JURIDICAS DE LA ZONA REGISTRAL </w:t>
-      </w:r>
-      <w:proofErr w:type="spellStart"/>
-      <w:r>
-        <w:rPr>
-          <w:rFonts w:asciiTheme="minorBidi" w:hAnsiTheme="minorBidi" w:cstheme="minorBidi"/>
-          <w:sz w:val="18"/>
-          <w:szCs w:val="18"/>
-          <w:lang w:val="es-ES_tradnl"/>
-        </w:rPr>
-        <w:t>N°</w:t>
-      </w:r>
-      <w:proofErr w:type="spellEnd"/>
-      <w:r>
-        <w:rPr>
-          <w:rFonts w:asciiTheme="minorBidi" w:hAnsiTheme="minorBidi" w:cstheme="minorBidi"/>
-          <w:sz w:val="18"/>
-          <w:szCs w:val="18"/>
-          <w:lang w:val="es-ES_tradnl"/>
-        </w:rPr>
-        <w:t xml:space="preserve"> V - SEDE TRUJILLO, OFICINA REGISTRAL DE TRUJILLO</w:t>
+        <w:t>SEGUN FACULTADES INSCRITAS EN LA PARTIDA REGISTRAL 11390610 DEL REGISTRO DE PERSONAS JURIDICAS DE LA ZONA REGISTRAL N° V - SEDE TRUJILLO, OFICINA REGISTRAL DE TRUJILLO</w:t>
       </w:r>
       <w:r>
         <w:rPr>
@@ -491,7 +501,27 @@
           <w:sz w:val="18"/>
           <w:szCs w:val="18"/>
         </w:rPr>
-        <w:t>«_PROMT»</w:t>
+        <w:t>«</w:t>
+      </w:r>
+      <w:r>
+        <w:rPr>
+          <w:rFonts w:asciiTheme="minorBidi" w:hAnsiTheme="minorBidi" w:cstheme="minorBidi"/>
+          <w:b/>
+          <w:bCs/>
+          <w:sz w:val="18"/>
+          <w:szCs w:val="18"/>
+        </w:rPr>
+        <w:t>COMPRADOR</w:t>
+      </w:r>
+      <w:r>
+        <w:rPr>
+          <w:rFonts w:asciiTheme="minorBidi" w:hAnsiTheme="minorBidi" w:cstheme="minorBidi"/>
+          <w:b/>
+          <w:bCs/>
+          <w:sz w:val="18"/>
+          <w:szCs w:val="18"/>
+        </w:rPr>
+        <w:t>»</w:t>
       </w:r>
       <w:r>
         <w:rPr>
@@ -521,7 +551,6 @@
           <w:szCs w:val="18"/>
         </w:rPr>
       </w:pPr>
-      <w:proofErr w:type="gramStart"/>
       <w:r>
         <w:rPr>
           <w:rFonts w:asciiTheme="minorBidi" w:hAnsiTheme="minorBidi" w:cstheme="minorBidi"/>
@@ -530,18 +559,7 @@
           <w:szCs w:val="18"/>
           <w:u w:val="single"/>
         </w:rPr>
-        <w:t>PRIMERA.-</w:t>
-      </w:r>
-      <w:proofErr w:type="gramEnd"/>
-      <w:r>
-        <w:rPr>
-          <w:rFonts w:asciiTheme="minorBidi" w:hAnsiTheme="minorBidi" w:cstheme="minorBidi"/>
-          <w:b/>
-          <w:sz w:val="18"/>
-          <w:szCs w:val="18"/>
-          <w:u w:val="single"/>
-        </w:rPr>
-        <w:t xml:space="preserve"> ANTECEDENTES </w:t>
+        <w:t xml:space="preserve">PRIMERA.- ANTECEDENTES </w:t>
       </w:r>
     </w:p>
     <w:p>
@@ -590,7 +608,7 @@
           <w:sz w:val="18"/>
           <w:szCs w:val="18"/>
         </w:rPr>
-        <w:t>«DATOSLOTE»</w:t>
+        <w:t>«</w:t>
       </w:r>
       <w:r>
         <w:rPr>
@@ -601,6 +619,28 @@
           <w:sz w:val="18"/>
           <w:szCs w:val="18"/>
         </w:rPr>
+        <w:t>NOMBRE_PREDIO</w:t>
+      </w:r>
+      <w:r>
+        <w:rPr>
+          <w:rFonts w:asciiTheme="minorBidi" w:hAnsiTheme="minorBidi" w:cstheme="minorBidi"/>
+          <w:b/>
+          <w:bCs/>
+          <w:caps/>
+          <w:sz w:val="18"/>
+          <w:szCs w:val="18"/>
+        </w:rPr>
+        <w:t>»</w:t>
+      </w:r>
+      <w:r>
+        <w:rPr>
+          <w:rFonts w:asciiTheme="minorBidi" w:hAnsiTheme="minorBidi" w:cstheme="minorBidi"/>
+          <w:b/>
+          <w:bCs/>
+          <w:caps/>
+          <w:sz w:val="18"/>
+          <w:szCs w:val="18"/>
+        </w:rPr>
         <w:t>, DISTRITO DE HUANCHACO, PROVINCIA DE TRUJILLO, DEPARTAMENTO DE LA LIBERTAD</w:t>
       </w:r>
       <w:r>
@@ -627,19 +667,43 @@
           <w:sz w:val="18"/>
           <w:szCs w:val="18"/>
         </w:rPr>
-        <w:t xml:space="preserve">PARTIDA ELECTRONICA </w:t>
-      </w:r>
-      <w:proofErr w:type="spellStart"/>
-      <w:r>
-        <w:rPr>
-          <w:rFonts w:asciiTheme="minorBidi" w:hAnsiTheme="minorBidi" w:cstheme="minorBidi"/>
-          <w:b/>
-          <w:sz w:val="18"/>
-          <w:szCs w:val="18"/>
-        </w:rPr>
-        <w:t>Nº</w:t>
-      </w:r>
-      <w:proofErr w:type="spellEnd"/>
+        <w:t xml:space="preserve">PARTIDA ELECTRONICA Nº </w:t>
+      </w:r>
+      <w:r>
+        <w:rPr>
+          <w:rFonts w:asciiTheme="minorBidi" w:hAnsiTheme="minorBidi" w:cstheme="minorBidi"/>
+          <w:b/>
+          <w:sz w:val="18"/>
+          <w:szCs w:val="18"/>
+        </w:rPr>
+        <w:t>«</w:t>
+      </w:r>
+      <w:r>
+        <w:rPr>
+          <w:rFonts w:asciiTheme="minorBidi" w:hAnsiTheme="minorBidi" w:cstheme="minorBidi"/>
+          <w:b/>
+          <w:sz w:val="18"/>
+          <w:szCs w:val="18"/>
+        </w:rPr>
+        <w:t>PARTIDA</w:t>
+      </w:r>
+      <w:r>
+        <w:rPr>
+          <w:rFonts w:asciiTheme="minorBidi" w:hAnsiTheme="minorBidi" w:cstheme="minorBidi"/>
+          <w:b/>
+          <w:sz w:val="18"/>
+          <w:szCs w:val="18"/>
+        </w:rPr>
+        <w:t>»</w:t>
+      </w:r>
+      <w:r>
+        <w:rPr>
+          <w:rFonts w:asciiTheme="minorBidi" w:hAnsiTheme="minorBidi" w:cstheme="minorBidi"/>
+          <w:sz w:val="18"/>
+          <w:szCs w:val="18"/>
+        </w:rPr>
+        <w:t>,</w:t>
+      </w:r>
       <w:r>
         <w:rPr>
           <w:rFonts w:asciiTheme="minorBidi" w:hAnsiTheme="minorBidi" w:cstheme="minorBidi"/>
@@ -652,54 +716,10 @@
       <w:r>
         <w:rPr>
           <w:rFonts w:asciiTheme="minorBidi" w:hAnsiTheme="minorBidi" w:cstheme="minorBidi"/>
-          <w:b/>
-          <w:sz w:val="18"/>
-          <w:szCs w:val="18"/>
-        </w:rPr>
-        <w:t>«_PR»</w:t>
-      </w:r>
-      <w:r>
-        <w:rPr>
-          <w:rFonts w:asciiTheme="minorBidi" w:hAnsiTheme="minorBidi" w:cstheme="minorBidi"/>
-          <w:sz w:val="18"/>
-          <w:szCs w:val="18"/>
-        </w:rPr>
-        <w:t>,</w:t>
-      </w:r>
-      <w:r>
-        <w:rPr>
-          <w:rFonts w:asciiTheme="minorBidi" w:hAnsiTheme="minorBidi" w:cstheme="minorBidi"/>
-          <w:b/>
-          <w:sz w:val="18"/>
-          <w:szCs w:val="18"/>
-        </w:rPr>
-        <w:t xml:space="preserve"> </w:t>
-      </w:r>
-      <w:r>
-        <w:rPr>
-          <w:rFonts w:asciiTheme="minorBidi" w:hAnsiTheme="minorBidi" w:cstheme="minorBidi"/>
-          <w:sz w:val="18"/>
-          <w:szCs w:val="18"/>
-        </w:rPr>
-        <w:t xml:space="preserve">DEL REGISTRO DE PREDIOS DE LA ZONA REGISTRAL </w:t>
-      </w:r>
-      <w:proofErr w:type="spellStart"/>
-      <w:r>
-        <w:rPr>
-          <w:rFonts w:asciiTheme="minorBidi" w:hAnsiTheme="minorBidi" w:cstheme="minorBidi"/>
-          <w:sz w:val="18"/>
-          <w:szCs w:val="18"/>
-        </w:rPr>
-        <w:t>Nº</w:t>
-      </w:r>
-      <w:proofErr w:type="spellEnd"/>
-      <w:r>
-        <w:rPr>
-          <w:rFonts w:asciiTheme="minorBidi" w:hAnsiTheme="minorBidi" w:cstheme="minorBidi"/>
-          <w:sz w:val="18"/>
-          <w:szCs w:val="18"/>
-        </w:rPr>
-        <w:t xml:space="preserve"> V – SEDE TRUJILLO, OFICINA REGISTRAL DE TRUJILLO</w:t>
+          <w:sz w:val="18"/>
+          <w:szCs w:val="18"/>
+        </w:rPr>
+        <w:t>DEL REGISTRO DE PREDIOS DE LA ZONA REGISTRAL Nº V – SEDE TRUJILLO, OFICINA REGISTRAL DE TRUJILLO</w:t>
       </w:r>
       <w:r>
         <w:rPr>
@@ -773,77 +793,71 @@
           <w:sz w:val="18"/>
           <w:szCs w:val="18"/>
         </w:rPr>
-        <w:t xml:space="preserve"> HA PLANIFICADO EJECUTAR UN PROYECTO INMOBILIARIO </w:t>
-      </w:r>
-      <w:r>
-        <w:rPr>
-          <w:rFonts w:asciiTheme="minorBidi" w:hAnsiTheme="minorBidi" w:cstheme="minorBidi"/>
-          <w:sz w:val="18"/>
-          <w:szCs w:val="18"/>
-        </w:rPr>
-        <w:t>DE LOTIZACION</w:t>
-      </w:r>
-      <w:r>
-        <w:rPr>
-          <w:rFonts w:asciiTheme="minorBidi" w:hAnsiTheme="minorBidi" w:cstheme="minorBidi"/>
-          <w:sz w:val="18"/>
-          <w:szCs w:val="18"/>
-        </w:rPr>
-        <w:t xml:space="preserve"> DENOMINADO </w:t>
-      </w:r>
-      <w:r>
-        <w:rPr>
-          <w:rFonts w:asciiTheme="minorBidi" w:hAnsiTheme="minorBidi" w:cstheme="minorBidi"/>
-          <w:b/>
-          <w:bCs/>
-          <w:sz w:val="18"/>
-          <w:szCs w:val="18"/>
-        </w:rPr>
-        <w:t>“</w:t>
-      </w:r>
-      <w:r>
-        <w:rPr>
-          <w:rFonts w:asciiTheme="minorBidi" w:hAnsiTheme="minorBidi" w:cstheme="minorBidi"/>
-          <w:b/>
-          <w:bCs/>
-          <w:sz w:val="18"/>
-          <w:szCs w:val="18"/>
-        </w:rPr>
-        <w:t>RESIDENCIAL NUEVO SANTA BEATRIZ</w:t>
-      </w:r>
-      <w:r>
-        <w:rPr>
-          <w:rFonts w:asciiTheme="minorBidi" w:hAnsiTheme="minorBidi" w:cstheme="minorBidi"/>
-          <w:b/>
-          <w:bCs/>
-          <w:sz w:val="18"/>
-          <w:szCs w:val="18"/>
-        </w:rPr>
-        <w:t>”</w:t>
-      </w:r>
-      <w:r>
-        <w:rPr>
-          <w:rFonts w:asciiTheme="minorBidi" w:hAnsiTheme="minorBidi" w:cstheme="minorBidi"/>
-          <w:sz w:val="18"/>
-          <w:szCs w:val="18"/>
-        </w:rPr>
-        <w:t xml:space="preserve">, </w:t>
-      </w:r>
-      <w:r>
-        <w:rPr>
-          <w:rFonts w:asciiTheme="minorBidi" w:hAnsiTheme="minorBidi" w:cstheme="minorBidi"/>
-          <w:sz w:val="18"/>
-          <w:szCs w:val="18"/>
-        </w:rPr>
-        <w:t>CUYAS</w:t>
-      </w:r>
-      <w:r>
-        <w:rPr>
-          <w:rFonts w:asciiTheme="minorBidi" w:hAnsiTheme="minorBidi" w:cstheme="minorBidi"/>
-          <w:sz w:val="18"/>
-          <w:szCs w:val="18"/>
-        </w:rPr>
-        <w:t xml:space="preserve"> CARACTERISTICAS ESTAN SEÑALADAS EN LA MEMORIA DESCRIPTIVA QUE OBRA ADJUNTA AL PRESENTE CONTRATO COMO ANEXO 01; QUE ES MATERIA DE VENTA COMO BIEN FUTURO, Y QUE EN ADELANTE SERÁ DENOMINADO COMO </w:t>
+        <w:t xml:space="preserve"> HA PLANIFICADO EJECUTAR UN PROYECTO INMOBILIARIO DE LOTIZACION DENOMINADO </w:t>
+      </w:r>
+      <w:r>
+        <w:rPr>
+          <w:rFonts w:asciiTheme="minorBidi" w:hAnsiTheme="minorBidi" w:cstheme="minorBidi"/>
+          <w:b/>
+          <w:bCs/>
+          <w:sz w:val="18"/>
+          <w:szCs w:val="18"/>
+        </w:rPr>
+        <w:t>“RESIDENCIAL NUEVO SANTA BEATRIZ”</w:t>
+      </w:r>
+      <w:r>
+        <w:rPr>
+          <w:rFonts w:asciiTheme="minorBidi" w:hAnsiTheme="minorBidi" w:cstheme="minorBidi"/>
+          <w:sz w:val="18"/>
+          <w:szCs w:val="18"/>
+        </w:rPr>
+        <w:t xml:space="preserve">, CUYAS CARACTERISTICAS ESTAN SEÑALADAS EN LA MEMORIA DESCRIPTIVA </w:t>
+      </w:r>
+      <w:r>
+        <w:rPr>
+          <w:rFonts w:asciiTheme="minorBidi" w:hAnsiTheme="minorBidi" w:cstheme="minorBidi"/>
+          <w:sz w:val="18"/>
+          <w:szCs w:val="18"/>
+        </w:rPr>
+        <w:t xml:space="preserve">AL CUAL TIENE LIBRE ACCESO </w:t>
+      </w:r>
+      <w:r>
+        <w:rPr>
+          <w:rFonts w:asciiTheme="minorBidi" w:hAnsiTheme="minorBidi" w:cstheme="minorBidi"/>
+          <w:b/>
+          <w:bCs/>
+          <w:sz w:val="18"/>
+          <w:szCs w:val="18"/>
+        </w:rPr>
+        <w:t>«</w:t>
+      </w:r>
+      <w:r>
+        <w:rPr>
+          <w:rFonts w:asciiTheme="minorBidi" w:hAnsiTheme="minorBidi" w:cstheme="minorBidi"/>
+          <w:b/>
+          <w:bCs/>
+          <w:sz w:val="18"/>
+          <w:szCs w:val="18"/>
+        </w:rPr>
+        <w:t>COMPRADOR</w:t>
+      </w:r>
+      <w:r>
+        <w:rPr>
+          <w:rFonts w:asciiTheme="minorBidi" w:hAnsiTheme="minorBidi" w:cstheme="minorBidi"/>
+          <w:b/>
+          <w:bCs/>
+          <w:sz w:val="18"/>
+          <w:szCs w:val="18"/>
+        </w:rPr>
+        <w:t>»</w:t>
+      </w:r>
+      <w:r>
+        <w:rPr>
+          <w:rFonts w:asciiTheme="minorBidi" w:hAnsiTheme="minorBidi" w:cstheme="minorBidi"/>
+          <w:sz w:val="18"/>
+          <w:szCs w:val="18"/>
+        </w:rPr>
+        <w:t xml:space="preserve">; QUE ES MATERIA DE VENTA COMO BIEN FUTURO, Y QUE EN ADELANTE SERÁ DENOMINADO COMO </w:t>
       </w:r>
       <w:r>
         <w:rPr>
@@ -861,15 +875,7 @@
           <w:sz w:val="18"/>
           <w:szCs w:val="18"/>
         </w:rPr>
-        <w:t>.</w:t>
-      </w:r>
-      <w:r>
-        <w:rPr>
-          <w:rFonts w:asciiTheme="minorBidi" w:hAnsiTheme="minorBidi" w:cstheme="minorBidi"/>
-          <w:sz w:val="18"/>
-          <w:szCs w:val="18"/>
-        </w:rPr>
-        <w:t xml:space="preserve"> </w:t>
+        <w:t xml:space="preserve">. </w:t>
       </w:r>
     </w:p>
     <w:p>
@@ -1047,41 +1053,24 @@
           <w:szCs w:val="18"/>
         </w:rPr>
       </w:pPr>
-      <w:proofErr w:type="gramStart"/>
-      <w:r>
-        <w:rPr>
-          <w:rFonts w:asciiTheme="minorBidi" w:hAnsiTheme="minorBidi" w:cstheme="minorBidi"/>
-          <w:b/>
-          <w:bCs/>
-          <w:sz w:val="18"/>
-          <w:szCs w:val="18"/>
-        </w:rPr>
-        <w:t>SEGUNDA</w:t>
-      </w:r>
-      <w:r>
-        <w:rPr>
-          <w:rFonts w:asciiTheme="minorBidi" w:hAnsiTheme="minorBidi" w:cstheme="minorBidi"/>
-          <w:sz w:val="18"/>
-          <w:szCs w:val="18"/>
-        </w:rPr>
-        <w:t>.-</w:t>
-      </w:r>
-      <w:proofErr w:type="gramEnd"/>
-      <w:r>
-        <w:rPr>
-          <w:rFonts w:asciiTheme="minorBidi" w:hAnsiTheme="minorBidi" w:cstheme="minorBidi"/>
-          <w:sz w:val="18"/>
-          <w:szCs w:val="18"/>
-        </w:rPr>
-        <w:t xml:space="preserve"> SOBRE LA CELEBRACIÓN DEL CONTRATO PREPARATORIO DE COMPRAVENTA DE BIEN FUTURO.</w:t>
-      </w:r>
-      <w:r>
-        <w:rPr>
-          <w:rFonts w:asciiTheme="minorBidi" w:hAnsiTheme="minorBidi" w:cstheme="minorBidi"/>
-          <w:sz w:val="18"/>
-          <w:szCs w:val="18"/>
-        </w:rPr>
-        <w:t xml:space="preserve"> </w:t>
+      <w:r>
+        <w:rPr>
+          <w:rFonts w:ascii="Arial" w:hAnsi="Arial" w:cs="Arial"/>
+          <w:b/>
+          <w:bCs/>
+          <w:sz w:val="18"/>
+          <w:szCs w:val="18"/>
+          <w:lang w:eastAsia="en-US"/>
+        </w:rPr>
+        <w:t xml:space="preserve">SEGUNDA.- </w:t>
+      </w:r>
+      <w:r>
+        <w:rPr>
+          <w:rFonts w:asciiTheme="minorBidi" w:hAnsiTheme="minorBidi" w:cstheme="minorBidi"/>
+          <w:sz w:val="18"/>
+          <w:szCs w:val="18"/>
+        </w:rPr>
+        <w:t xml:space="preserve">SOBRE LA CELEBRACIÓN DEL CONTRATO PREPARATORIO DE COMPRAVENTA DE BIEN FUTURO. </w:t>
       </w:r>
     </w:p>
     <w:p>
@@ -1090,74 +1079,20 @@
         <w:spacing w:before="0" w:beforeAutospacing="0" w:after="0" w:afterAutospacing="0" w:line="348" w:lineRule="auto"/>
         <w:jc w:val="both"/>
         <w:rPr>
-          <w:rFonts w:asciiTheme="minorBidi" w:hAnsiTheme="minorBidi" w:cstheme="minorBidi"/>
-          <w:sz w:val="18"/>
-          <w:szCs w:val="18"/>
-        </w:rPr>
-      </w:pPr>
-      <w:r>
-        <w:rPr>
-          <w:rFonts w:asciiTheme="minorBidi" w:hAnsiTheme="minorBidi" w:cstheme="minorBidi"/>
-          <w:sz w:val="18"/>
-          <w:szCs w:val="18"/>
-        </w:rPr>
-        <w:t xml:space="preserve">LAS PARTES RECONOCEN Y DECLARAN QUE </w:t>
-      </w:r>
-      <w:r>
-        <w:rPr>
-          <w:rFonts w:asciiTheme="minorBidi" w:hAnsiTheme="minorBidi" w:cstheme="minorBidi"/>
-          <w:sz w:val="18"/>
-          <w:szCs w:val="18"/>
-        </w:rPr>
-        <w:t>ANTERIOR A ESTA MINUTA,</w:t>
-      </w:r>
-      <w:r>
-        <w:rPr>
-          <w:rFonts w:asciiTheme="minorBidi" w:hAnsiTheme="minorBidi" w:cstheme="minorBidi"/>
-          <w:sz w:val="18"/>
-          <w:szCs w:val="18"/>
-        </w:rPr>
-        <w:t xml:space="preserve"> CELEBRARON Y SUSCRIBIERON UN CONTRATO </w:t>
-      </w:r>
-      <w:r>
-        <w:rPr>
-          <w:rFonts w:asciiTheme="minorBidi" w:hAnsiTheme="minorBidi" w:cstheme="minorBidi"/>
-          <w:sz w:val="18"/>
-          <w:szCs w:val="18"/>
-        </w:rPr>
-        <w:t>DE PROMESA DE VENTA</w:t>
-      </w:r>
-      <w:r>
-        <w:rPr>
-          <w:rFonts w:asciiTheme="minorBidi" w:hAnsiTheme="minorBidi" w:cstheme="minorBidi"/>
-          <w:sz w:val="18"/>
-          <w:szCs w:val="18"/>
-        </w:rPr>
-        <w:t xml:space="preserve">, EN CONSECUENCIA, CON LA CELEBRACION DEL PRESENTE CONTRATO DEFINITIVO DE COMPRAVENTA, DENTRO DEL PLAZO PACTADO, SE ESTA CUMPLIENDO CON LOS COMPROMISOS Y ACUERDOS CONTENIDOS EN EL MENCIONADO CONTRATO </w:t>
-      </w:r>
-      <w:r>
-        <w:rPr>
-          <w:rFonts w:asciiTheme="minorBidi" w:hAnsiTheme="minorBidi" w:cstheme="minorBidi"/>
-          <w:sz w:val="18"/>
-          <w:szCs w:val="18"/>
-        </w:rPr>
-        <w:t>PRIVADO DE PROMESA DE VENTA</w:t>
-      </w:r>
-      <w:r>
-        <w:rPr>
-          <w:rFonts w:asciiTheme="minorBidi" w:hAnsiTheme="minorBidi" w:cstheme="minorBidi"/>
-          <w:sz w:val="18"/>
-          <w:szCs w:val="18"/>
-        </w:rPr>
-        <w:t>.</w:t>
-      </w:r>
-      <w:r>
-        <w:rPr>
-          <w:rFonts w:asciiTheme="minorBidi" w:hAnsiTheme="minorBidi" w:cstheme="minorBidi"/>
-          <w:sz w:val="18"/>
-          <w:szCs w:val="18"/>
-        </w:rPr>
-        <w:t xml:space="preserve"> </w:t>
+          <w:rFonts w:ascii="Arial" w:eastAsia="Times New Roman" w:hAnsi="Arial" w:cs="Arial"/>
+          <w:sz w:val="18"/>
+          <w:szCs w:val="18"/>
+          <w:lang w:eastAsia="en-US"/>
+        </w:rPr>
+      </w:pPr>
+      <w:r>
+        <w:rPr>
+          <w:rFonts w:ascii="Arial" w:eastAsia="Times New Roman" w:hAnsi="Arial" w:cs="Arial"/>
+          <w:sz w:val="18"/>
+          <w:szCs w:val="18"/>
+          <w:lang w:eastAsia="en-US"/>
+        </w:rPr>
+        <w:t>LAS PARTES DECLARAN QUE, CON ANTERIORIDAD A LA SUSCRIPCIÓN DEL PRESENTE CONTRATO, EL COMPRADOR SUSCRIBIÓ CON LA VENDEDORA UNA FICHA DE SEPARACIÓN Y, DE SER EL CASO, UN CONTRATO DE PROMESA DE VENTA RESPECTO DEL BIEN MATERIA DE LA PRESENTE COMPRAVENTA.</w:t>
       </w:r>
     </w:p>
     <w:p>
@@ -1166,42 +1101,20 @@
         <w:spacing w:before="0" w:beforeAutospacing="0" w:after="0" w:afterAutospacing="0" w:line="348" w:lineRule="auto"/>
         <w:jc w:val="both"/>
         <w:rPr>
-          <w:rFonts w:asciiTheme="minorBidi" w:hAnsiTheme="minorBidi" w:cstheme="minorBidi"/>
-          <w:sz w:val="18"/>
-          <w:szCs w:val="18"/>
-        </w:rPr>
-      </w:pPr>
-      <w:r>
-        <w:rPr>
-          <w:rFonts w:asciiTheme="minorBidi" w:hAnsiTheme="minorBidi" w:cstheme="minorBidi"/>
-          <w:sz w:val="18"/>
-          <w:szCs w:val="18"/>
-        </w:rPr>
-        <w:t xml:space="preserve">ASIMISMO, LAS PARTES RECONOCEN Y DECLARAN QUE EN CASO DE DISCREPANCIA O DISCONFORMIDAD ENTRE LOS ACUERDOS ADOPTADOS EN EL CONTRATO </w:t>
-      </w:r>
-      <w:r>
-        <w:rPr>
-          <w:rFonts w:asciiTheme="minorBidi" w:hAnsiTheme="minorBidi" w:cstheme="minorBidi"/>
-          <w:sz w:val="18"/>
-          <w:szCs w:val="18"/>
-        </w:rPr>
-        <w:t>PRIVADO</w:t>
-      </w:r>
-      <w:r>
-        <w:rPr>
-          <w:rFonts w:asciiTheme="minorBidi" w:hAnsiTheme="minorBidi" w:cstheme="minorBidi"/>
-          <w:sz w:val="18"/>
-          <w:szCs w:val="18"/>
-        </w:rPr>
-        <w:t xml:space="preserve"> Y EL PRESENTE CONTRATO DEFINITIVO, PREVALECEN LOS ACUERDOS DEL CONTRATO DEFINITIVO.</w:t>
-      </w:r>
-      <w:r>
-        <w:rPr>
-          <w:rFonts w:asciiTheme="minorBidi" w:hAnsiTheme="minorBidi" w:cstheme="minorBidi"/>
-          <w:sz w:val="18"/>
-          <w:szCs w:val="18"/>
-        </w:rPr>
-        <w:t xml:space="preserve"> </w:t>
+          <w:rFonts w:ascii="Arial" w:eastAsia="Times New Roman" w:hAnsi="Arial" w:cs="Arial"/>
+          <w:sz w:val="18"/>
+          <w:szCs w:val="18"/>
+          <w:lang w:eastAsia="en-US"/>
+        </w:rPr>
+      </w:pPr>
+      <w:r>
+        <w:rPr>
+          <w:rFonts w:ascii="Arial" w:eastAsia="Times New Roman" w:hAnsi="Arial" w:cs="Arial"/>
+          <w:sz w:val="18"/>
+          <w:szCs w:val="18"/>
+          <w:lang w:eastAsia="en-US"/>
+        </w:rPr>
+        <w:t>ASIMISMO, LAS PARTES ACUERDAN QUE, EN CASO DE DISCREPANCIA O DISCONFORMIDAD ENTRE LO ESTABLECIDO EN DICHOS DOCUMENTOS Y EL PRESENTE CONTRATO DEFINITIVO DE COMPRAVENTA, PREVALECERÁ LO DISPUESTO EN ESTE ÚLTIMO.</w:t>
       </w:r>
     </w:p>
     <w:p>
@@ -1215,7 +1128,6 @@
           <w:szCs w:val="18"/>
         </w:rPr>
       </w:pPr>
-      <w:proofErr w:type="gramStart"/>
       <w:r>
         <w:rPr>
           <w:rFonts w:asciiTheme="minorBidi" w:hAnsiTheme="minorBidi" w:cstheme="minorBidi"/>
@@ -1232,24 +1144,7 @@
           <w:sz w:val="18"/>
           <w:szCs w:val="18"/>
         </w:rPr>
-        <w:t>.-</w:t>
-      </w:r>
-      <w:proofErr w:type="gramEnd"/>
-      <w:r>
-        <w:rPr>
-          <w:rFonts w:asciiTheme="minorBidi" w:hAnsiTheme="minorBidi" w:cstheme="minorBidi"/>
-          <w:sz w:val="18"/>
-          <w:szCs w:val="18"/>
-        </w:rPr>
-        <w:t xml:space="preserve"> IMPORTE DE VENTA Y FORMA DE PAGO</w:t>
-      </w:r>
-      <w:r>
-        <w:rPr>
-          <w:rFonts w:asciiTheme="minorBidi" w:hAnsiTheme="minorBidi" w:cstheme="minorBidi"/>
-          <w:sz w:val="18"/>
-          <w:szCs w:val="18"/>
-        </w:rPr>
-        <w:t xml:space="preserve">: </w:t>
+        <w:t xml:space="preserve">.- IMPORTE DE VENTA Y FORMA DE PAGO: </w:t>
       </w:r>
     </w:p>
     <w:p>
@@ -1288,45 +1183,17 @@
           <w:sz w:val="18"/>
           <w:szCs w:val="18"/>
         </w:rPr>
-        <w:t xml:space="preserve">, TRANSFIERE, EN VENTA REAL Y ENAJENACION PERPETUA, </w:t>
-      </w:r>
-      <w:r>
-        <w:rPr>
-          <w:rFonts w:asciiTheme="minorBidi" w:hAnsiTheme="minorBidi" w:cstheme="minorBidi"/>
-          <w:sz w:val="18"/>
-          <w:szCs w:val="18"/>
-        </w:rPr>
-        <w:t xml:space="preserve">EL </w:t>
-      </w:r>
-      <w:r>
-        <w:rPr>
-          <w:rFonts w:asciiTheme="minorBidi" w:hAnsiTheme="minorBidi" w:cstheme="minorBidi"/>
-          <w:b/>
-          <w:bCs/>
-          <w:sz w:val="18"/>
-          <w:szCs w:val="18"/>
-        </w:rPr>
-        <w:t xml:space="preserve">LOTE </w:t>
-      </w:r>
-      <w:r>
-        <w:rPr>
-          <w:rFonts w:asciiTheme="minorBidi" w:hAnsiTheme="minorBidi" w:cstheme="minorBidi"/>
-          <w:b/>
-          <w:bCs/>
-          <w:sz w:val="18"/>
-          <w:szCs w:val="18"/>
-        </w:rPr>
-        <w:t>«LOTE»</w:t>
-      </w:r>
-      <w:r>
-        <w:rPr>
-          <w:rFonts w:asciiTheme="minorBidi" w:hAnsiTheme="minorBidi" w:cstheme="minorBidi"/>
-          <w:b/>
-          <w:bCs/>
-          <w:sz w:val="18"/>
-          <w:szCs w:val="18"/>
-        </w:rPr>
-        <w:t xml:space="preserve">, </w:t>
+        <w:t xml:space="preserve">, TRANSFIERE, EN VENTA REAL Y ENAJENACION PERPETUA, EL </w:t>
+      </w:r>
+      <w:r>
+        <w:rPr>
+          <w:rFonts w:asciiTheme="minorBidi" w:hAnsiTheme="minorBidi" w:cstheme="minorBidi"/>
+          <w:b/>
+          <w:bCs/>
+          <w:sz w:val="18"/>
+          <w:szCs w:val="18"/>
+        </w:rPr>
+        <w:t xml:space="preserve">LOTE «LOTE», </w:t>
       </w:r>
       <w:r>
         <w:rPr>
@@ -1344,27 +1211,7 @@
           <w:sz w:val="18"/>
           <w:szCs w:val="18"/>
         </w:rPr>
-        <w:t xml:space="preserve">MANZANA </w:t>
-      </w:r>
-      <w:r>
-        <w:rPr>
-          <w:rFonts w:asciiTheme="minorBidi" w:hAnsiTheme="minorBidi" w:cstheme="minorBidi"/>
-          <w:b/>
-          <w:bCs/>
-          <w:sz w:val="18"/>
-          <w:szCs w:val="18"/>
-        </w:rPr>
-        <w:t>«MZ»</w:t>
-      </w:r>
-      <w:r>
-        <w:rPr>
-          <w:rFonts w:asciiTheme="minorBidi" w:hAnsiTheme="minorBidi" w:cstheme="minorBidi"/>
-          <w:b/>
-          <w:bCs/>
-          <w:sz w:val="18"/>
-          <w:szCs w:val="18"/>
-        </w:rPr>
-        <w:t xml:space="preserve">, </w:t>
+        <w:t xml:space="preserve">MANZANA «MZ», </w:t>
       </w:r>
       <w:r>
         <w:rPr>
@@ -1382,13 +1229,85 @@
           <w:sz w:val="18"/>
           <w:szCs w:val="18"/>
         </w:rPr>
-        <w:t>«_AREA» M2 («_AREA_TEXTO» METROS CUADRADOS)</w:t>
-      </w:r>
-      <w:r>
-        <w:rPr>
-          <w:rFonts w:asciiTheme="minorBidi" w:hAnsiTheme="minorBidi" w:cstheme="minorBidi"/>
-          <w:b/>
-          <w:bCs/>
+        <w:t xml:space="preserve">«AREA» M2 («AREA_TEXTO» METROS CUADRADOS) </w:t>
+      </w:r>
+      <w:r>
+        <w:rPr>
+          <w:rFonts w:asciiTheme="minorBidi" w:hAnsiTheme="minorBidi" w:cstheme="minorBidi"/>
+          <w:sz w:val="18"/>
+          <w:szCs w:val="18"/>
+        </w:rPr>
+        <w:t xml:space="preserve">DEL PROYECTO DENOMINADO </w:t>
+      </w:r>
+      <w:r>
+        <w:rPr>
+          <w:rFonts w:asciiTheme="minorBidi" w:hAnsiTheme="minorBidi" w:cstheme="minorBidi"/>
+          <w:b/>
+          <w:bCs/>
+          <w:sz w:val="18"/>
+          <w:szCs w:val="18"/>
+        </w:rPr>
+        <w:t>“RESIDENCIAL NUEVO SANTA BEATRIZ”</w:t>
+      </w:r>
+      <w:r>
+        <w:rPr>
+          <w:rFonts w:asciiTheme="minorBidi" w:hAnsiTheme="minorBidi" w:cstheme="minorBidi"/>
+          <w:sz w:val="18"/>
+          <w:szCs w:val="18"/>
+        </w:rPr>
+        <w:t xml:space="preserve"> A FAVOR DE </w:t>
+      </w:r>
+      <w:r>
+        <w:rPr>
+          <w:rFonts w:asciiTheme="minorBidi" w:hAnsiTheme="minorBidi" w:cstheme="minorBidi"/>
+          <w:b/>
+          <w:bCs/>
+          <w:sz w:val="18"/>
+          <w:szCs w:val="18"/>
+        </w:rPr>
+        <w:t>«</w:t>
+      </w:r>
+      <w:r>
+        <w:rPr>
+          <w:rFonts w:asciiTheme="minorBidi" w:hAnsiTheme="minorBidi" w:cstheme="minorBidi"/>
+          <w:b/>
+          <w:bCs/>
+          <w:sz w:val="18"/>
+          <w:szCs w:val="18"/>
+        </w:rPr>
+        <w:t>COMPRADOR</w:t>
+      </w:r>
+      <w:r>
+        <w:rPr>
+          <w:rFonts w:asciiTheme="minorBidi" w:hAnsiTheme="minorBidi" w:cstheme="minorBidi"/>
+          <w:b/>
+          <w:bCs/>
+          <w:sz w:val="18"/>
+          <w:szCs w:val="18"/>
+        </w:rPr>
+        <w:t>»</w:t>
+      </w:r>
+      <w:r>
+        <w:rPr>
+          <w:rFonts w:asciiTheme="minorBidi" w:hAnsiTheme="minorBidi" w:cstheme="minorBidi"/>
+          <w:sz w:val="18"/>
+          <w:szCs w:val="18"/>
+        </w:rPr>
+        <w:t xml:space="preserve">, POR LA SUMA TOTAL DE </w:t>
+      </w:r>
+      <w:r>
+        <w:rPr>
+          <w:rFonts w:asciiTheme="minorBidi" w:hAnsiTheme="minorBidi" w:cstheme="minorBidi"/>
+          <w:b/>
+          <w:sz w:val="18"/>
+          <w:szCs w:val="18"/>
+        </w:rPr>
+        <w:t>US$«PRECIO»</w:t>
+      </w:r>
+      <w:r>
+        <w:rPr>
+          <w:rFonts w:asciiTheme="minorBidi" w:hAnsiTheme="minorBidi" w:cstheme="minorBidi"/>
+          <w:b/>
           <w:sz w:val="18"/>
           <w:szCs w:val="18"/>
         </w:rPr>
@@ -1397,111 +1316,19 @@
       <w:r>
         <w:rPr>
           <w:rFonts w:asciiTheme="minorBidi" w:hAnsiTheme="minorBidi" w:cstheme="minorBidi"/>
-          <w:sz w:val="18"/>
-          <w:szCs w:val="18"/>
-        </w:rPr>
-        <w:t xml:space="preserve">DEL PROYECTO DENOMINADO </w:t>
-      </w:r>
-      <w:r>
-        <w:rPr>
-          <w:rFonts w:asciiTheme="minorBidi" w:hAnsiTheme="minorBidi" w:cstheme="minorBidi"/>
-          <w:b/>
-          <w:bCs/>
-          <w:sz w:val="18"/>
-          <w:szCs w:val="18"/>
-        </w:rPr>
-        <w:t>“</w:t>
-      </w:r>
-      <w:r>
-        <w:rPr>
-          <w:rFonts w:asciiTheme="minorBidi" w:hAnsiTheme="minorBidi" w:cstheme="minorBidi"/>
-          <w:b/>
-          <w:bCs/>
-          <w:sz w:val="18"/>
-          <w:szCs w:val="18"/>
-        </w:rPr>
-        <w:t>RESIDENCIAL NUEVO SANTA BEATRIZ</w:t>
-      </w:r>
-      <w:r>
-        <w:rPr>
-          <w:rFonts w:asciiTheme="minorBidi" w:hAnsiTheme="minorBidi" w:cstheme="minorBidi"/>
-          <w:b/>
-          <w:bCs/>
-          <w:sz w:val="18"/>
-          <w:szCs w:val="18"/>
-        </w:rPr>
-        <w:t>”</w:t>
-      </w:r>
-      <w:r>
-        <w:rPr>
-          <w:rFonts w:asciiTheme="minorBidi" w:hAnsiTheme="minorBidi" w:cstheme="minorBidi"/>
-          <w:sz w:val="18"/>
-          <w:szCs w:val="18"/>
-        </w:rPr>
-        <w:t xml:space="preserve"> A FAVOR DE </w:t>
-      </w:r>
-      <w:r>
-        <w:rPr>
-          <w:rFonts w:asciiTheme="minorBidi" w:hAnsiTheme="minorBidi" w:cstheme="minorBidi"/>
-          <w:b/>
-          <w:bCs/>
-          <w:sz w:val="18"/>
-          <w:szCs w:val="18"/>
-        </w:rPr>
-        <w:t>«_PROMT»</w:t>
-      </w:r>
-      <w:r>
-        <w:rPr>
-          <w:rFonts w:asciiTheme="minorBidi" w:hAnsiTheme="minorBidi" w:cstheme="minorBidi"/>
-          <w:sz w:val="18"/>
-          <w:szCs w:val="18"/>
-        </w:rPr>
-        <w:t xml:space="preserve">, POR LA SUMA TOTAL DE </w:t>
-      </w:r>
-      <w:r>
-        <w:rPr>
-          <w:rFonts w:asciiTheme="minorBidi" w:hAnsiTheme="minorBidi" w:cstheme="minorBidi"/>
-          <w:b/>
-          <w:sz w:val="18"/>
-          <w:szCs w:val="18"/>
-        </w:rPr>
-        <w:t>US$«_</w:t>
-      </w:r>
-      <w:proofErr w:type="gramStart"/>
-      <w:r>
-        <w:rPr>
-          <w:rFonts w:asciiTheme="minorBidi" w:hAnsiTheme="minorBidi" w:cstheme="minorBidi"/>
-          <w:b/>
-          <w:sz w:val="18"/>
-          <w:szCs w:val="18"/>
-        </w:rPr>
-        <w:t>PRECIO»(</w:t>
-      </w:r>
-      <w:proofErr w:type="gramEnd"/>
-      <w:r>
-        <w:rPr>
-          <w:rFonts w:asciiTheme="minorBidi" w:hAnsiTheme="minorBidi" w:cstheme="minorBidi"/>
-          <w:b/>
-          <w:sz w:val="18"/>
-          <w:szCs w:val="18"/>
-        </w:rPr>
-        <w:t>«_PRECIO_TEXTO» Y «_PRECIO_DECIMAL»/100 DOLARES AMERICANOS)</w:t>
-      </w:r>
-      <w:r>
-        <w:rPr>
-          <w:rFonts w:asciiTheme="minorBidi" w:hAnsiTheme="minorBidi" w:cstheme="minorBidi"/>
-          <w:sz w:val="18"/>
-          <w:szCs w:val="18"/>
-        </w:rPr>
-        <w:t>.</w:t>
-      </w:r>
-      <w:r>
-        <w:rPr>
-          <w:rFonts w:asciiTheme="minorBidi" w:hAnsiTheme="minorBidi" w:cstheme="minorBidi"/>
-          <w:sz w:val="18"/>
-          <w:szCs w:val="18"/>
-        </w:rPr>
-        <w:t xml:space="preserve"> </w:t>
+          <w:b/>
+          <w:sz w:val="18"/>
+          <w:szCs w:val="18"/>
+        </w:rPr>
+        <w:t>(«PRECIO_TEXTO» Y «PRECIO_DECIMAL»/100 DOLARES AMERICANOS)</w:t>
+      </w:r>
+      <w:r>
+        <w:rPr>
+          <w:rFonts w:asciiTheme="minorBidi" w:hAnsiTheme="minorBidi" w:cstheme="minorBidi"/>
+          <w:sz w:val="18"/>
+          <w:szCs w:val="18"/>
+        </w:rPr>
+        <w:t xml:space="preserve">. </w:t>
       </w:r>
     </w:p>
     <w:p>
@@ -1521,7 +1348,23 @@
           <w:sz w:val="18"/>
           <w:szCs w:val="18"/>
         </w:rPr>
-        <w:t xml:space="preserve">LA PRESENTE COMPRAVENTA SE ENCUENTRA SUJETA A LA CONDICIÓN SUSPENSIVA QUE DICHO INMUEBLE LLEGUE A INDEPENDIZARSE, Y TRATANDOSE DE BIEN FUTURO, EL PRECIO TOTAL ANTES INDICADO, SE CANCELARA DE LA SIGUIENTE MANERA: </w:t>
+        <w:t xml:space="preserve">LA PRESENTE COMPRAVENTA SE ENCUENTRA SUJETA A LA CONDICIÓN SUSPENSIVA QUE DICHO INMUEBLE LLEGUE A INDEPENDIZARSE, Y TRATANDOSE DE BIEN FUTURO, EL PRECIO TOTAL ANTES INDICADO, </w:t>
+      </w:r>
+      <w:r>
+        <w:rPr>
+          <w:rFonts w:ascii="Arial" w:hAnsi="Arial" w:cs="Arial"/>
+          <w:sz w:val="18"/>
+          <w:szCs w:val="18"/>
+        </w:rPr>
+        <w:t>HA SIDO CANCELADO</w:t>
+      </w:r>
+      <w:r>
+        <w:rPr>
+          <w:rFonts w:ascii="Arial" w:hAnsi="Arial" w:cs="Arial"/>
+          <w:sz w:val="18"/>
+          <w:szCs w:val="18"/>
+        </w:rPr>
+        <w:t xml:space="preserve"> DE LA SIGUIENTE MANERA: </w:t>
       </w:r>
     </w:p>
     <w:p>
@@ -1550,9 +1393,8 @@
           <w:sz w:val="18"/>
           <w:szCs w:val="18"/>
         </w:rPr>
-        <w:t>S</w:t>
-      </w:r>
-      <w:proofErr w:type="gramStart"/>
+        <w:t>S/«</w:t>
+      </w:r>
       <w:r>
         <w:rPr>
           <w:rFonts w:ascii="Arial" w:hAnsi="Arial" w:cs="Arial"/>
@@ -1560,9 +1402,8 @@
           <w:sz w:val="18"/>
           <w:szCs w:val="18"/>
         </w:rPr>
-        <w:t>/«</w:t>
-      </w:r>
-      <w:proofErr w:type="gramEnd"/>
+        <w:t>SEP_SOLES</w:t>
+      </w:r>
       <w:r>
         <w:rPr>
           <w:rFonts w:ascii="Arial" w:hAnsi="Arial" w:cs="Arial"/>
@@ -1570,16 +1411,223 @@
           <w:sz w:val="18"/>
           <w:szCs w:val="18"/>
         </w:rPr>
-        <w:t xml:space="preserve">_SEP_SOLES»(«_SEP_SOLES_TEXTO» Y «_SEP_SOLES_DECIMAL»/100 SOLES) QUE AL TIPO DE CAMBIO DE S/ 4.00 (CUATRO Y 00/100 SOLES) EQUIVALE A </w:t>
+        <w:t>»</w:t>
       </w:r>
       <w:r>
         <w:rPr>
           <w:rFonts w:ascii="Arial" w:hAnsi="Arial" w:cs="Arial"/>
-          <w:b/>
-          <w:sz w:val="18"/>
-          <w:szCs w:val="18"/>
-        </w:rPr>
-        <w:t>US$«_SEPARACION»(«_SEPARACION_TEXTO» Y «_SEPARACION_DECIMAL»/100 DOLARES AMERICANOS</w:t>
+          <w:bCs/>
+          <w:sz w:val="18"/>
+          <w:szCs w:val="18"/>
+        </w:rPr>
+        <w:t xml:space="preserve"> </w:t>
+      </w:r>
+      <w:r>
+        <w:rPr>
+          <w:rFonts w:ascii="Arial" w:hAnsi="Arial" w:cs="Arial"/>
+          <w:bCs/>
+          <w:sz w:val="18"/>
+          <w:szCs w:val="18"/>
+        </w:rPr>
+        <w:t>(«</w:t>
+      </w:r>
+      <w:r>
+        <w:rPr>
+          <w:rFonts w:ascii="Arial" w:hAnsi="Arial" w:cs="Arial"/>
+          <w:bCs/>
+          <w:sz w:val="18"/>
+          <w:szCs w:val="18"/>
+        </w:rPr>
+        <w:t>SEP_SOLES_TEXTO</w:t>
+      </w:r>
+      <w:r>
+        <w:rPr>
+          <w:rFonts w:ascii="Arial" w:hAnsi="Arial" w:cs="Arial"/>
+          <w:bCs/>
+          <w:sz w:val="18"/>
+          <w:szCs w:val="18"/>
+        </w:rPr>
+        <w:t>» Y «</w:t>
+      </w:r>
+      <w:r>
+        <w:rPr>
+          <w:rFonts w:ascii="Arial" w:hAnsi="Arial" w:cs="Arial"/>
+          <w:bCs/>
+          <w:sz w:val="18"/>
+          <w:szCs w:val="18"/>
+        </w:rPr>
+        <w:t>SEP_SOLES_DECIMA</w:t>
+      </w:r>
+      <w:r>
+        <w:rPr>
+          <w:rFonts w:ascii="Arial" w:hAnsi="Arial" w:cs="Arial"/>
+          <w:bCs/>
+          <w:sz w:val="18"/>
+          <w:szCs w:val="18"/>
+        </w:rPr>
+        <w:t>L</w:t>
+      </w:r>
+      <w:r>
+        <w:rPr>
+          <w:rFonts w:ascii="Arial" w:hAnsi="Arial" w:cs="Arial"/>
+          <w:bCs/>
+          <w:sz w:val="18"/>
+          <w:szCs w:val="18"/>
+        </w:rPr>
+        <w:t>»/100 SOLES) QUE AL TIPO DE CAMBIO DE S/ «</w:t>
+      </w:r>
+      <w:r>
+        <w:rPr>
+          <w:rFonts w:ascii="Arial" w:hAnsi="Arial" w:cs="Arial"/>
+          <w:bCs/>
+          <w:sz w:val="18"/>
+          <w:szCs w:val="18"/>
+        </w:rPr>
+        <w:t>TIPO_CAMBIO</w:t>
+      </w:r>
+      <w:r>
+        <w:rPr>
+          <w:rFonts w:ascii="Arial" w:hAnsi="Arial" w:cs="Arial"/>
+          <w:bCs/>
+          <w:sz w:val="18"/>
+          <w:szCs w:val="18"/>
+        </w:rPr>
+        <w:t>»</w:t>
+      </w:r>
+      <w:r>
+        <w:rPr>
+          <w:rFonts w:ascii="Arial" w:hAnsi="Arial" w:cs="Arial"/>
+          <w:bCs/>
+          <w:sz w:val="18"/>
+          <w:szCs w:val="18"/>
+        </w:rPr>
+        <w:t xml:space="preserve"> </w:t>
+      </w:r>
+      <w:r>
+        <w:rPr>
+          <w:rFonts w:ascii="Arial" w:hAnsi="Arial" w:cs="Arial"/>
+          <w:bCs/>
+          <w:sz w:val="18"/>
+          <w:szCs w:val="18"/>
+        </w:rPr>
+        <w:t>(«</w:t>
+      </w:r>
+      <w:r>
+        <w:rPr>
+          <w:rFonts w:ascii="Arial" w:hAnsi="Arial" w:cs="Arial"/>
+          <w:bCs/>
+          <w:sz w:val="18"/>
+          <w:szCs w:val="18"/>
+        </w:rPr>
+        <w:t>TC_TEXTO</w:t>
+      </w:r>
+      <w:r>
+        <w:rPr>
+          <w:rFonts w:ascii="Arial" w:hAnsi="Arial" w:cs="Arial"/>
+          <w:bCs/>
+          <w:sz w:val="18"/>
+          <w:szCs w:val="18"/>
+        </w:rPr>
+        <w:t>» Y «</w:t>
+      </w:r>
+      <w:r>
+        <w:rPr>
+          <w:rFonts w:ascii="Arial" w:hAnsi="Arial" w:cs="Arial"/>
+          <w:bCs/>
+          <w:sz w:val="18"/>
+          <w:szCs w:val="18"/>
+        </w:rPr>
+        <w:t>TC_DECIMAL</w:t>
+      </w:r>
+      <w:r>
+        <w:rPr>
+          <w:rFonts w:ascii="Arial" w:hAnsi="Arial" w:cs="Arial"/>
+          <w:bCs/>
+          <w:sz w:val="18"/>
+          <w:szCs w:val="18"/>
+        </w:rPr>
+        <w:t xml:space="preserve">»/100 SOLES) EQUIVALE A </w:t>
+      </w:r>
+      <w:r>
+        <w:rPr>
+          <w:rFonts w:ascii="Arial" w:hAnsi="Arial" w:cs="Arial"/>
+          <w:b/>
+          <w:sz w:val="18"/>
+          <w:szCs w:val="18"/>
+        </w:rPr>
+        <w:t>US$«</w:t>
+      </w:r>
+      <w:r>
+        <w:rPr>
+          <w:rFonts w:ascii="Arial" w:hAnsi="Arial" w:cs="Arial"/>
+          <w:b/>
+          <w:sz w:val="18"/>
+          <w:szCs w:val="18"/>
+        </w:rPr>
+        <w:t>SEP</w:t>
+      </w:r>
+      <w:r>
+        <w:rPr>
+          <w:rFonts w:ascii="Arial" w:hAnsi="Arial" w:cs="Arial"/>
+          <w:b/>
+          <w:sz w:val="18"/>
+          <w:szCs w:val="18"/>
+        </w:rPr>
+        <w:t>»</w:t>
+      </w:r>
+      <w:r>
+        <w:rPr>
+          <w:rFonts w:ascii="Arial" w:hAnsi="Arial" w:cs="Arial"/>
+          <w:b/>
+          <w:sz w:val="18"/>
+          <w:szCs w:val="18"/>
+        </w:rPr>
+        <w:t xml:space="preserve"> </w:t>
+      </w:r>
+      <w:r>
+        <w:rPr>
+          <w:rFonts w:ascii="Arial" w:hAnsi="Arial" w:cs="Arial"/>
+          <w:b/>
+          <w:sz w:val="18"/>
+          <w:szCs w:val="18"/>
+        </w:rPr>
+        <w:t>(«</w:t>
+      </w:r>
+      <w:r>
+        <w:rPr>
+          <w:rFonts w:ascii="Arial" w:hAnsi="Arial" w:cs="Arial"/>
+          <w:b/>
+          <w:sz w:val="18"/>
+          <w:szCs w:val="18"/>
+        </w:rPr>
+        <w:t>SEP_TEXTO</w:t>
+      </w:r>
+      <w:r>
+        <w:rPr>
+          <w:rFonts w:ascii="Arial" w:hAnsi="Arial" w:cs="Arial"/>
+          <w:b/>
+          <w:sz w:val="18"/>
+          <w:szCs w:val="18"/>
+        </w:rPr>
+        <w:t>» Y «</w:t>
+      </w:r>
+      <w:r>
+        <w:rPr>
+          <w:rFonts w:ascii="Arial" w:hAnsi="Arial" w:cs="Arial"/>
+          <w:b/>
+          <w:sz w:val="18"/>
+          <w:szCs w:val="18"/>
+        </w:rPr>
+        <w:t>SEP_DECIMAL</w:t>
+      </w:r>
+      <w:r>
+        <w:rPr>
+          <w:rFonts w:ascii="Arial" w:hAnsi="Arial" w:cs="Arial"/>
+          <w:b/>
+          <w:sz w:val="18"/>
+          <w:szCs w:val="18"/>
+        </w:rPr>
+        <w:t>»/100 DOLARES AMERICANOS</w:t>
       </w:r>
       <w:r>
         <w:rPr>
@@ -1627,15 +1675,105 @@
           <w:sz w:val="18"/>
           <w:szCs w:val="18"/>
         </w:rPr>
-        <w:t>US$«_PAGO»(«_PAGO_TEXTO» Y «_PAGO_DECIMAL»/100 DOLARES AMERICANOS)</w:t>
+        <w:t>US$</w:t>
+      </w:r>
+      <w:r>
+        <w:rPr>
+          <w:rFonts w:asciiTheme="minorBidi" w:hAnsiTheme="minorBidi" w:cstheme="minorBidi"/>
+          <w:b/>
+          <w:bCs/>
+          <w:sz w:val="18"/>
+          <w:szCs w:val="18"/>
+        </w:rPr>
+        <w:t>«PAGO»</w:t>
+      </w:r>
+      <w:r>
+        <w:rPr>
+          <w:rFonts w:asciiTheme="minorBidi" w:hAnsiTheme="minorBidi" w:cstheme="minorBidi"/>
+          <w:b/>
+          <w:bCs/>
+          <w:sz w:val="18"/>
+          <w:szCs w:val="18"/>
+        </w:rPr>
+        <w:t xml:space="preserve"> (</w:t>
       </w:r>
       <w:r>
         <w:rPr>
           <w:rFonts w:ascii="Arial" w:hAnsi="Arial" w:cs="Arial"/>
-          <w:sz w:val="18"/>
-          <w:szCs w:val="18"/>
-        </w:rPr>
-        <w:t xml:space="preserve">, HAN SIDO CANCELADOS CON RECURSOS PROPIOS DE «_PROMT» EN EL CUAL SE INCLUYE LA SUMA ENTREGADA POR «_PROMT» A TITULO DE ARRAS AL MOMENTO DE LA CELEBRACION DEL CONTRATO PRIVADO DE PROMESA DE VENTA, DESCRITO EN LA CLAUSULA SEGUNDA, Y QUE LAS PARTES ACUERDAN QUE SEAN IMPUTADAS COMO PAGO DEL PRECIO DE VENTA, SIENDO LA SOLA FIRMA POR PARTE DE LA VENDEDORA EN LA ESCRITURA PUBLICA QUE DE ORIGEN LA PRESENTE MINUTA DE COMPRAVENTA CONSTANCIA SUFICIENTE DE SU CANCELACION TOTAL DEL PRECIO DE VENTA. </w:t>
+          <w:b/>
+          <w:bCs/>
+          <w:sz w:val="18"/>
+          <w:szCs w:val="18"/>
+        </w:rPr>
+        <w:t>«</w:t>
+      </w:r>
+      <w:r>
+        <w:rPr>
+          <w:rFonts w:asciiTheme="minorBidi" w:hAnsiTheme="minorBidi" w:cstheme="minorBidi"/>
+          <w:b/>
+          <w:bCs/>
+          <w:sz w:val="18"/>
+          <w:szCs w:val="18"/>
+        </w:rPr>
+        <w:t xml:space="preserve">PAGO_TEXTO» Y «PAGO_DECIMAL»/100 </w:t>
+      </w:r>
+      <w:r>
+        <w:rPr>
+          <w:rFonts w:ascii="Arial" w:hAnsi="Arial" w:cs="Arial"/>
+          <w:b/>
+          <w:bCs/>
+          <w:sz w:val="18"/>
+          <w:szCs w:val="18"/>
+        </w:rPr>
+        <w:t>DOLARES AMERICANOS)</w:t>
+      </w:r>
+      <w:r>
+        <w:rPr>
+          <w:rFonts w:ascii="Arial" w:hAnsi="Arial" w:cs="Arial"/>
+          <w:sz w:val="18"/>
+          <w:szCs w:val="18"/>
+        </w:rPr>
+        <w:t>,</w:t>
+      </w:r>
+      <w:r>
+        <w:rPr>
+          <w:rFonts w:ascii="Arial" w:hAnsi="Arial" w:cs="Arial"/>
+          <w:sz w:val="18"/>
+          <w:szCs w:val="18"/>
+        </w:rPr>
+        <w:t xml:space="preserve"> HA SIDO CANCELADO CON RECURSOS PROPIOS DE «</w:t>
+      </w:r>
+      <w:r>
+        <w:rPr>
+          <w:rFonts w:ascii="Arial" w:hAnsi="Arial" w:cs="Arial"/>
+          <w:sz w:val="18"/>
+          <w:szCs w:val="18"/>
+        </w:rPr>
+        <w:t>COMPRADOR</w:t>
+      </w:r>
+      <w:r>
+        <w:rPr>
+          <w:rFonts w:ascii="Arial" w:hAnsi="Arial" w:cs="Arial"/>
+          <w:sz w:val="18"/>
+          <w:szCs w:val="18"/>
+        </w:rPr>
+        <w:t>» EN EL CUAL SE INCLUYE LA SUMA ENTREGADA POR «</w:t>
+      </w:r>
+      <w:r>
+        <w:rPr>
+          <w:rFonts w:ascii="Arial" w:hAnsi="Arial" w:cs="Arial"/>
+          <w:sz w:val="18"/>
+          <w:szCs w:val="18"/>
+        </w:rPr>
+        <w:t>COMPRADOR</w:t>
+      </w:r>
+      <w:r>
+        <w:rPr>
+          <w:rFonts w:ascii="Arial" w:hAnsi="Arial" w:cs="Arial"/>
+          <w:sz w:val="18"/>
+          <w:szCs w:val="18"/>
+        </w:rPr>
+        <w:t xml:space="preserve">» A TITULO DE ARRAS AL MOMENTO DE LA CELEBRACION DEL CONTRATO PRIVADO DE PROMESA DE VENTA, DESCRITO EN LA CLAUSULA SEGUNDA, Y QUE LAS PARTES ACUERDAN QUE SEAN IMPUTADAS COMO PAGO DEL PRECIO DE VENTA, SIENDO LA SOLA FIRMA POR PARTE DE LA VENDEDORA EN LA ESCRITURA PUBLICA QUE DE ORIGEN LA PRESENTE MINUTA DE COMPRAVENTA CONSTANCIA SUFICIENTE DE SU CANCELACION TOTAL DEL PRECIO DE VENTA. </w:t>
       </w:r>
     </w:p>
     <w:p>
@@ -1668,7 +1806,6 @@
           <w:szCs w:val="18"/>
         </w:rPr>
       </w:pPr>
-      <w:proofErr w:type="gramStart"/>
       <w:r>
         <w:rPr>
           <w:rFonts w:asciiTheme="minorBidi" w:hAnsiTheme="minorBidi" w:cstheme="minorBidi"/>
@@ -1685,16 +1822,7 @@
           <w:sz w:val="18"/>
           <w:szCs w:val="18"/>
         </w:rPr>
-        <w:t>.-</w:t>
-      </w:r>
-      <w:proofErr w:type="gramEnd"/>
-      <w:r>
-        <w:rPr>
-          <w:rFonts w:asciiTheme="minorBidi" w:hAnsiTheme="minorBidi" w:cstheme="minorBidi"/>
-          <w:sz w:val="18"/>
-          <w:szCs w:val="18"/>
-        </w:rPr>
-        <w:t xml:space="preserve"> AMBAS PARTES ACUERDAN LO SIGUIENTE</w:t>
+        <w:t>.- AMBAS PARTES ACUERDAN LO SIGUIENTE</w:t>
       </w:r>
       <w:r>
         <w:rPr>
@@ -1768,7 +1896,25 @@
           <w:sz w:val="18"/>
           <w:szCs w:val="18"/>
         </w:rPr>
-        <w:t>«_PROMT»</w:t>
+        <w:t>«</w:t>
+      </w:r>
+      <w:r>
+        <w:rPr>
+          <w:rFonts w:asciiTheme="minorBidi" w:hAnsiTheme="minorBidi" w:cstheme="minorBidi"/>
+          <w:b/>
+          <w:sz w:val="18"/>
+          <w:szCs w:val="18"/>
+        </w:rPr>
+        <w:t>COMPRADOR</w:t>
+      </w:r>
+      <w:r>
+        <w:rPr>
+          <w:rFonts w:asciiTheme="minorBidi" w:hAnsiTheme="minorBidi" w:cstheme="minorBidi"/>
+          <w:b/>
+          <w:sz w:val="18"/>
+          <w:szCs w:val="18"/>
+        </w:rPr>
+        <w:t>»</w:t>
       </w:r>
       <w:r>
         <w:rPr>
@@ -1805,7 +1951,25 @@
           <w:sz w:val="18"/>
           <w:szCs w:val="18"/>
         </w:rPr>
-        <w:t>«_PROMT»</w:t>
+        <w:t>«</w:t>
+      </w:r>
+      <w:r>
+        <w:rPr>
+          <w:rFonts w:asciiTheme="minorBidi" w:hAnsiTheme="minorBidi" w:cstheme="minorBidi"/>
+          <w:bCs/>
+          <w:sz w:val="18"/>
+          <w:szCs w:val="18"/>
+        </w:rPr>
+        <w:t>COMPRADOR</w:t>
+      </w:r>
+      <w:r>
+        <w:rPr>
+          <w:rFonts w:asciiTheme="minorBidi" w:hAnsiTheme="minorBidi" w:cstheme="minorBidi"/>
+          <w:bCs/>
+          <w:sz w:val="18"/>
+          <w:szCs w:val="18"/>
+        </w:rPr>
+        <w:t>»</w:t>
       </w:r>
       <w:r>
         <w:rPr>
@@ -1875,7 +2039,25 @@
           <w:sz w:val="18"/>
           <w:szCs w:val="18"/>
         </w:rPr>
-        <w:t xml:space="preserve">«_PROMT» </w:t>
+        <w:t>«</w:t>
+      </w:r>
+      <w:r>
+        <w:rPr>
+          <w:rFonts w:asciiTheme="minorBidi" w:hAnsiTheme="minorBidi" w:cstheme="minorBidi"/>
+          <w:b/>
+          <w:sz w:val="18"/>
+          <w:szCs w:val="18"/>
+        </w:rPr>
+        <w:t>COMPRADOR</w:t>
+      </w:r>
+      <w:r>
+        <w:rPr>
+          <w:rFonts w:asciiTheme="minorBidi" w:hAnsiTheme="minorBidi" w:cstheme="minorBidi"/>
+          <w:b/>
+          <w:sz w:val="18"/>
+          <w:szCs w:val="18"/>
+        </w:rPr>
+        <w:t xml:space="preserve">» </w:t>
       </w:r>
       <w:r>
         <w:rPr>
@@ -1961,7 +2143,6 @@
           <w:szCs w:val="18"/>
         </w:rPr>
       </w:pPr>
-      <w:proofErr w:type="gramStart"/>
       <w:r>
         <w:rPr>
           <w:rFonts w:asciiTheme="minorBidi" w:hAnsiTheme="minorBidi" w:cstheme="minorBidi"/>
@@ -1979,16 +2160,7 @@
           <w:sz w:val="18"/>
           <w:szCs w:val="18"/>
         </w:rPr>
-        <w:t>.-</w:t>
-      </w:r>
-      <w:proofErr w:type="gramEnd"/>
-      <w:r>
-        <w:rPr>
-          <w:rFonts w:asciiTheme="minorBidi" w:hAnsiTheme="minorBidi" w:cstheme="minorBidi"/>
-          <w:sz w:val="18"/>
-          <w:szCs w:val="18"/>
-        </w:rPr>
-        <w:t xml:space="preserve"> </w:t>
+        <w:t xml:space="preserve">.- </w:t>
       </w:r>
       <w:r>
         <w:rPr>
@@ -2006,7 +2178,7 @@
           <w:sz w:val="18"/>
           <w:szCs w:val="18"/>
         </w:rPr>
-        <w:t xml:space="preserve">SE COMPROMETE A REALIZAR LA EJECUCION DE LA RESIDENCIAL NUEVO SANTA BEATRIZ Y LA INSTALACION DE LOS SERVICIOS BASICOS COMO ELECTRIFICACIÓN, AGUA Y ALCANTARILLADO EN CADA UNIDAD INDEPENDIZADA.  </w:t>
+        <w:t xml:space="preserve">SE COMPROMETE A REALIZAR LA EJECUCION DE LA RESIDENCIAL NUEVO SANTA BEATRIZ Y LA INSTALACION DE LOS SERVICIOS BASICOS COMO ELECTRIFICACIÓN, AGUA Y ALCANTARILLADO.  </w:t>
       </w:r>
     </w:p>
     <w:p>
@@ -2020,7 +2192,6 @@
           <w:szCs w:val="18"/>
         </w:rPr>
       </w:pPr>
-      <w:proofErr w:type="gramStart"/>
       <w:r>
         <w:rPr>
           <w:rFonts w:asciiTheme="minorBidi" w:hAnsiTheme="minorBidi" w:cstheme="minorBidi"/>
@@ -2039,7 +2210,6 @@
         </w:rPr>
         <w:t>.-</w:t>
       </w:r>
-      <w:proofErr w:type="gramEnd"/>
       <w:r>
         <w:rPr>
           <w:rFonts w:asciiTheme="minorBidi" w:hAnsiTheme="minorBidi" w:cstheme="minorBidi"/>
@@ -2228,7 +2398,23 @@
           <w:sz w:val="18"/>
           <w:szCs w:val="18"/>
         </w:rPr>
-        <w:t>«_PROMT»</w:t>
+        <w:t>«</w:t>
+      </w:r>
+      <w:r>
+        <w:rPr>
+          <w:rFonts w:asciiTheme="minorBidi" w:hAnsiTheme="minorBidi" w:cstheme="minorBidi"/>
+          <w:sz w:val="18"/>
+          <w:szCs w:val="18"/>
+        </w:rPr>
+        <w:t>COMPRADOR</w:t>
+      </w:r>
+      <w:r>
+        <w:rPr>
+          <w:rFonts w:asciiTheme="minorBidi" w:hAnsiTheme="minorBidi" w:cstheme="minorBidi"/>
+          <w:sz w:val="18"/>
+          <w:szCs w:val="18"/>
+        </w:rPr>
+        <w:t>»</w:t>
       </w:r>
       <w:r>
         <w:rPr>
@@ -2270,7 +2456,37 @@
           <w:sz w:val="18"/>
           <w:szCs w:val="18"/>
         </w:rPr>
-        <w:t xml:space="preserve">20 (VEINTE) </w:t>
+        <w:t>«ENTREGA»</w:t>
+      </w:r>
+      <w:r>
+        <w:rPr>
+          <w:rFonts w:asciiTheme="minorBidi" w:hAnsiTheme="minorBidi" w:cstheme="minorBidi"/>
+          <w:b/>
+          <w:bCs/>
+          <w:sz w:val="18"/>
+          <w:szCs w:val="18"/>
+        </w:rPr>
+        <w:t xml:space="preserve"> (</w:t>
+      </w:r>
+      <w:r>
+        <w:rPr>
+          <w:rFonts w:asciiTheme="minorBidi" w:hAnsiTheme="minorBidi" w:cstheme="minorBidi"/>
+          <w:b/>
+          <w:bCs/>
+          <w:sz w:val="18"/>
+          <w:szCs w:val="18"/>
+        </w:rPr>
+        <w:t>«ENTREGA_TEXTO»</w:t>
+      </w:r>
+      <w:r>
+        <w:rPr>
+          <w:rFonts w:asciiTheme="minorBidi" w:hAnsiTheme="minorBidi" w:cstheme="minorBidi"/>
+          <w:b/>
+          <w:bCs/>
+          <w:sz w:val="18"/>
+          <w:szCs w:val="18"/>
+        </w:rPr>
+        <w:t xml:space="preserve">) </w:t>
       </w:r>
       <w:r>
         <w:rPr>
@@ -2306,6 +2522,7 @@
           <w:sz w:val="18"/>
           <w:szCs w:val="18"/>
         </w:rPr>
+        <w:lastRenderedPageBreak/>
         <w:t>SIN PERJUICIO DE LO ANTERIOR, LAS PARTES ACUERDAN QUE EXCEPCIONALMENTE, LA FECHA MAXIMA DE ENTREGA PUEDE SER PRORROGADA O AMPLIADA HASTA POR TRES (03) MESES</w:t>
       </w:r>
       <w:r>
@@ -2322,16 +2539,7 @@
           <w:sz w:val="18"/>
           <w:szCs w:val="18"/>
         </w:rPr>
-        <w:t xml:space="preserve"> </w:t>
-      </w:r>
-      <w:r>
-        <w:rPr>
-          <w:rFonts w:asciiTheme="minorBidi" w:hAnsiTheme="minorBidi" w:cstheme="minorBidi"/>
-          <w:sz w:val="18"/>
-          <w:szCs w:val="18"/>
-        </w:rPr>
-        <w:lastRenderedPageBreak/>
-        <w:t>CONTADOS A PARTIR DEL DÍA SIGUIENTE DE VENCIDO EL PLAZO SEÑALADO EN EL PÁRRAFO</w:t>
+        <w:t xml:space="preserve"> CONTADOS A PARTIR DEL DÍA SIGUIENTE DE VENCIDO EL PLAZO SEÑALADO EN EL PÁRRAFO</w:t>
       </w:r>
       <w:r>
         <w:rPr>
@@ -2369,7 +2577,6 @@
           <w:szCs w:val="18"/>
         </w:rPr>
       </w:pPr>
-      <w:proofErr w:type="gramStart"/>
       <w:r>
         <w:rPr>
           <w:rFonts w:asciiTheme="minorBidi" w:hAnsiTheme="minorBidi" w:cstheme="minorBidi"/>
@@ -2388,7 +2595,6 @@
         </w:rPr>
         <w:t>.-</w:t>
       </w:r>
-      <w:proofErr w:type="gramEnd"/>
       <w:r>
         <w:rPr>
           <w:rFonts w:asciiTheme="minorBidi" w:hAnsiTheme="minorBidi" w:cstheme="minorBidi"/>
@@ -2413,7 +2619,27 @@
           <w:sz w:val="18"/>
           <w:szCs w:val="18"/>
         </w:rPr>
-        <w:t xml:space="preserve">«_PROMT» </w:t>
+        <w:t>«</w:t>
+      </w:r>
+      <w:r>
+        <w:rPr>
+          <w:rFonts w:asciiTheme="minorBidi" w:hAnsiTheme="minorBidi" w:cstheme="minorBidi"/>
+          <w:b/>
+          <w:bCs/>
+          <w:sz w:val="18"/>
+          <w:szCs w:val="18"/>
+        </w:rPr>
+        <w:t>COMPRADOR</w:t>
+      </w:r>
+      <w:r>
+        <w:rPr>
+          <w:rFonts w:asciiTheme="minorBidi" w:hAnsiTheme="minorBidi" w:cstheme="minorBidi"/>
+          <w:b/>
+          <w:bCs/>
+          <w:sz w:val="18"/>
+          <w:szCs w:val="18"/>
+        </w:rPr>
+        <w:t xml:space="preserve">» </w:t>
       </w:r>
       <w:r>
         <w:rPr>
@@ -2443,7 +2669,6 @@
           <w:szCs w:val="18"/>
         </w:rPr>
       </w:pPr>
-      <w:proofErr w:type="gramStart"/>
       <w:r>
         <w:rPr>
           <w:rFonts w:asciiTheme="minorBidi" w:hAnsiTheme="minorBidi" w:cstheme="minorBidi"/>
@@ -2462,7 +2687,6 @@
         </w:rPr>
         <w:t>.-</w:t>
       </w:r>
-      <w:proofErr w:type="gramEnd"/>
       <w:r>
         <w:rPr>
           <w:rFonts w:asciiTheme="minorBidi" w:hAnsiTheme="minorBidi" w:cstheme="minorBidi"/>
@@ -2571,7 +2795,6 @@
           <w:szCs w:val="18"/>
         </w:rPr>
       </w:pPr>
-      <w:proofErr w:type="gramStart"/>
       <w:r>
         <w:rPr>
           <w:rFonts w:asciiTheme="minorBidi" w:hAnsiTheme="minorBidi" w:cstheme="minorBidi"/>
@@ -2588,16 +2811,7 @@
           <w:sz w:val="18"/>
           <w:szCs w:val="18"/>
         </w:rPr>
-        <w:t>.-</w:t>
-      </w:r>
-      <w:proofErr w:type="gramEnd"/>
-      <w:r>
-        <w:rPr>
-          <w:rFonts w:asciiTheme="minorBidi" w:hAnsiTheme="minorBidi" w:cstheme="minorBidi"/>
-          <w:sz w:val="18"/>
-          <w:szCs w:val="18"/>
-        </w:rPr>
-        <w:t xml:space="preserve"> EQUIVALENCIA ENTRE EL PRECIO Y EL BIEN MATERIA DE VENTA: </w:t>
+        <w:t xml:space="preserve">.- EQUIVALENCIA ENTRE EL PRECIO Y EL BIEN MATERIA DE VENTA: </w:t>
       </w:r>
     </w:p>
     <w:p>
@@ -2671,7 +2885,6 @@
           <w:szCs w:val="18"/>
         </w:rPr>
       </w:pPr>
-      <w:proofErr w:type="gramStart"/>
       <w:r>
         <w:rPr>
           <w:rFonts w:asciiTheme="minorBidi" w:hAnsiTheme="minorBidi" w:cstheme="minorBidi"/>
@@ -2688,16 +2901,7 @@
           <w:sz w:val="18"/>
           <w:szCs w:val="18"/>
         </w:rPr>
-        <w:t>.-</w:t>
-      </w:r>
-      <w:proofErr w:type="gramEnd"/>
-      <w:r>
-        <w:rPr>
-          <w:rFonts w:asciiTheme="minorBidi" w:hAnsiTheme="minorBidi" w:cstheme="minorBidi"/>
-          <w:sz w:val="18"/>
-          <w:szCs w:val="18"/>
-        </w:rPr>
-        <w:t xml:space="preserve"> DECLARACION DE LAS PARTES:</w:t>
+        <w:t>.- DECLARACION DE LAS PARTES:</w:t>
       </w:r>
       <w:r>
         <w:rPr>
@@ -2801,7 +3005,23 @@
           <w:sz w:val="18"/>
           <w:szCs w:val="18"/>
         </w:rPr>
-        <w:t xml:space="preserve">«_PROMT» </w:t>
+        <w:t>«</w:t>
+      </w:r>
+      <w:r>
+        <w:rPr>
+          <w:rFonts w:asciiTheme="minorBidi" w:hAnsiTheme="minorBidi" w:cstheme="minorBidi"/>
+          <w:sz w:val="18"/>
+          <w:szCs w:val="18"/>
+        </w:rPr>
+        <w:t>COMPRADOR</w:t>
+      </w:r>
+      <w:r>
+        <w:rPr>
+          <w:rFonts w:asciiTheme="minorBidi" w:hAnsiTheme="minorBidi" w:cstheme="minorBidi"/>
+          <w:sz w:val="18"/>
+          <w:szCs w:val="18"/>
+        </w:rPr>
+        <w:t xml:space="preserve">» </w:t>
       </w:r>
       <w:r>
         <w:rPr>
@@ -2853,7 +3073,23 @@
           <w:sz w:val="18"/>
           <w:szCs w:val="18"/>
         </w:rPr>
-        <w:t xml:space="preserve">«_PROMT» </w:t>
+        <w:t>«</w:t>
+      </w:r>
+      <w:r>
+        <w:rPr>
+          <w:rFonts w:asciiTheme="minorBidi" w:hAnsiTheme="minorBidi" w:cstheme="minorBidi"/>
+          <w:sz w:val="18"/>
+          <w:szCs w:val="18"/>
+        </w:rPr>
+        <w:t>COMPRADOR</w:t>
+      </w:r>
+      <w:r>
+        <w:rPr>
+          <w:rFonts w:asciiTheme="minorBidi" w:hAnsiTheme="minorBidi" w:cstheme="minorBidi"/>
+          <w:sz w:val="18"/>
+          <w:szCs w:val="18"/>
+        </w:rPr>
+        <w:t xml:space="preserve">» </w:t>
       </w:r>
       <w:r>
         <w:rPr>
@@ -3031,43 +3267,39 @@
           <w:sz w:val="18"/>
           <w:szCs w:val="18"/>
         </w:rPr>
-        <w:t xml:space="preserve">DECIMA </w:t>
-      </w:r>
-      <w:proofErr w:type="gramStart"/>
-      <w:r>
-        <w:rPr>
-          <w:rFonts w:asciiTheme="minorBidi" w:hAnsiTheme="minorBidi" w:cstheme="minorBidi"/>
-          <w:b/>
-          <w:bCs/>
-          <w:sz w:val="18"/>
-          <w:szCs w:val="18"/>
-        </w:rPr>
-        <w:t>PRIMERA</w:t>
-      </w:r>
-      <w:r>
-        <w:rPr>
-          <w:rFonts w:asciiTheme="minorBidi" w:hAnsiTheme="minorBidi" w:cstheme="minorBidi"/>
-          <w:sz w:val="18"/>
-          <w:szCs w:val="18"/>
-        </w:rPr>
-        <w:t>.-</w:t>
-      </w:r>
-      <w:proofErr w:type="gramEnd"/>
-      <w:r>
-        <w:rPr>
-          <w:rFonts w:asciiTheme="minorBidi" w:hAnsiTheme="minorBidi" w:cstheme="minorBidi"/>
-          <w:sz w:val="18"/>
-          <w:szCs w:val="18"/>
-        </w:rPr>
-        <w:t xml:space="preserve"> LOS GASTOS NOTARIALES, REGISTRALES QUE ORIGINE EL PERFECCIONAMIENTO DE ESTE CONTRATO, SERÁN DE CUENTA EXCLUSIVA DE </w:t>
-      </w:r>
-      <w:r>
-        <w:rPr>
-          <w:rFonts w:asciiTheme="minorBidi" w:hAnsiTheme="minorBidi" w:cstheme="minorBidi"/>
-          <w:sz w:val="18"/>
-          <w:szCs w:val="18"/>
-        </w:rPr>
-        <w:t>«_PROMT»</w:t>
+        <w:t>DECIMA PRIMERA</w:t>
+      </w:r>
+      <w:r>
+        <w:rPr>
+          <w:rFonts w:asciiTheme="minorBidi" w:hAnsiTheme="minorBidi" w:cstheme="minorBidi"/>
+          <w:sz w:val="18"/>
+          <w:szCs w:val="18"/>
+        </w:rPr>
+        <w:t xml:space="preserve">.- LOS GASTOS NOTARIALES, REGISTRALES QUE ORIGINE EL PERFECCIONAMIENTO DE ESTE CONTRATO, SERÁN DE CUENTA EXCLUSIVA DE </w:t>
+      </w:r>
+      <w:r>
+        <w:rPr>
+          <w:rFonts w:asciiTheme="minorBidi" w:hAnsiTheme="minorBidi" w:cstheme="minorBidi"/>
+          <w:sz w:val="18"/>
+          <w:szCs w:val="18"/>
+        </w:rPr>
+        <w:t>«</w:t>
+      </w:r>
+      <w:r>
+        <w:rPr>
+          <w:rFonts w:asciiTheme="minorBidi" w:hAnsiTheme="minorBidi" w:cstheme="minorBidi"/>
+          <w:sz w:val="18"/>
+          <w:szCs w:val="18"/>
+        </w:rPr>
+        <w:t>COMPRADOR</w:t>
+      </w:r>
+      <w:r>
+        <w:rPr>
+          <w:rFonts w:asciiTheme="minorBidi" w:hAnsiTheme="minorBidi" w:cstheme="minorBidi"/>
+          <w:sz w:val="18"/>
+          <w:szCs w:val="18"/>
+        </w:rPr>
+        <w:t>»</w:t>
       </w:r>
       <w:r>
         <w:rPr>
@@ -3108,35 +3340,15 @@
           <w:sz w:val="18"/>
           <w:szCs w:val="18"/>
         </w:rPr>
-        <w:t xml:space="preserve">A </w:t>
-      </w:r>
-      <w:proofErr w:type="gramStart"/>
-      <w:r>
-        <w:rPr>
-          <w:rFonts w:asciiTheme="minorBidi" w:hAnsiTheme="minorBidi" w:cstheme="minorBidi"/>
-          <w:b/>
-          <w:bCs/>
-          <w:sz w:val="18"/>
-          <w:szCs w:val="18"/>
-        </w:rPr>
-        <w:t>SEGUNDA</w:t>
-      </w:r>
-      <w:r>
-        <w:rPr>
-          <w:rFonts w:asciiTheme="minorBidi" w:hAnsiTheme="minorBidi" w:cstheme="minorBidi"/>
-          <w:sz w:val="18"/>
-          <w:szCs w:val="18"/>
-        </w:rPr>
-        <w:t>.-</w:t>
-      </w:r>
-      <w:proofErr w:type="gramEnd"/>
-      <w:r>
-        <w:rPr>
-          <w:rFonts w:asciiTheme="minorBidi" w:hAnsiTheme="minorBidi" w:cstheme="minorBidi"/>
-          <w:sz w:val="18"/>
-          <w:szCs w:val="18"/>
-        </w:rPr>
-        <w:t xml:space="preserve"> </w:t>
+        <w:t>A SEGUNDA</w:t>
+      </w:r>
+      <w:r>
+        <w:rPr>
+          <w:rFonts w:asciiTheme="minorBidi" w:hAnsiTheme="minorBidi" w:cstheme="minorBidi"/>
+          <w:sz w:val="18"/>
+          <w:szCs w:val="18"/>
+        </w:rPr>
+        <w:t xml:space="preserve">.- </w:t>
       </w:r>
       <w:r>
         <w:rPr>
@@ -3168,7 +3380,7 @@
           <w:sz w:val="18"/>
           <w:szCs w:val="18"/>
         </w:rPr>
-        <w:t xml:space="preserve">PARA EFECTOS DE CUALQUIER CONTROVERSIA QUE SE GENERE CON MOTIVO DE LA CELEBRACIÓN Y EJECUCIÓN DEL PRESENTE CONTRATO, LAS PARTES SE SOMETEN A LA COMPETENCIA TERRITORIAL DE LOS JUECES Y TRIBUNALES DE LA CIUDAD DE TRUJILLO, SEÑALANDO COMO SUS DOMICILIOS LOS CONSIGNADOS EN LAS ESPECIFICACIONES GENERALES DEL PRESENTE DOCUMENTO, EN DONDE SE LES HARÁ LLEGAR TODAS LAS COMUNICACIONES </w:t>
+        <w:t xml:space="preserve">PARA EFECTOS DE CUALQUIER CONTROVERSIA QUE SE GENERE CON MOTIVO DE LA CELEBRACIÓN Y EJECUCIÓN DEL PRESENTE CONTRATO, LAS PARTES SE SOMETEN A LA </w:t>
       </w:r>
       <w:r>
         <w:rPr>
@@ -3178,7 +3390,7 @@
           <w:szCs w:val="18"/>
         </w:rPr>
         <w:lastRenderedPageBreak/>
-        <w:t xml:space="preserve">RELACIONADAS CON ESTE CONTRATO. EL CAMBIO DE DOMICILIO DE CUALQUIERA DE LAS PARTES SURTIRÁ EFECTO RESPECTO DE LA OTRA DESDE LA FECHA EN QUE SE LE COMUNIQUE NOTARIALMENTE DICHO CAMBIO. </w:t>
+        <w:t xml:space="preserve">COMPETENCIA TERRITORIAL DE LOS JUECES Y TRIBUNALES DE LA CIUDAD DE TRUJILLO, SEÑALANDO COMO SUS DOMICILIOS LOS CONSIGNADOS EN LAS ESPECIFICACIONES GENERALES DEL PRESENTE DOCUMENTO, EN DONDE SE LES HARÁ LLEGAR TODAS LAS COMUNICACIONES RELACIONADAS CON ESTE CONTRATO. EL CAMBIO DE DOMICILIO DE CUALQUIERA DE LAS PARTES SURTIRÁ EFECTO RESPECTO DE LA OTRA DESDE LA FECHA EN QUE SE LE COMUNIQUE NOTARIALMENTE DICHO CAMBIO. </w:t>
       </w:r>
     </w:p>
     <w:p>
@@ -3202,7 +3414,6 @@
         </w:rPr>
         <w:t xml:space="preserve">DECIMO </w:t>
       </w:r>
-      <w:proofErr w:type="gramStart"/>
       <w:r>
         <w:rPr>
           <w:rFonts w:asciiTheme="minorBidi" w:hAnsiTheme="minorBidi" w:cstheme="minorBidi"/>
@@ -3219,16 +3430,7 @@
           <w:sz w:val="18"/>
           <w:szCs w:val="18"/>
         </w:rPr>
-        <w:t>.-</w:t>
-      </w:r>
-      <w:proofErr w:type="gramEnd"/>
-      <w:r>
-        <w:rPr>
-          <w:rFonts w:asciiTheme="minorBidi" w:hAnsiTheme="minorBidi" w:cstheme="minorBidi"/>
-          <w:sz w:val="18"/>
-          <w:szCs w:val="18"/>
-        </w:rPr>
-        <w:t xml:space="preserve"> AMBAS PARTES CONTRATANTES DEBIDAMENTE ENTERADAS DE LAS CLÁUSULAS Y ESTIPULACIONES DEL PRESENTE CONTRATO LO ACEPTAN EN TODAS Y CADA UNA DE SUS PARTES OBLIGÁNDOSE A SU FIEL Y ESTRICTO CUMPLIMIENTO, SUSCRIBIENDO EL PRESENTE</w:t>
+        <w:t>.- AMBAS PARTES CONTRATANTES DEBIDAMENTE ENTERADAS DE LAS CLÁUSULAS Y ESTIPULACIONES DEL PRESENTE CONTRATO LO ACEPTAN EN TODAS Y CADA UNA DE SUS PARTES OBLIGÁNDOSE A SU FIEL Y ESTRICTO CUMPLIMIENTO, SUSCRIBIENDO EL PRESENTE</w:t>
       </w:r>
       <w:r>
         <w:rPr>
@@ -3256,31 +3458,23 @@
           <w:sz w:val="18"/>
           <w:szCs w:val="18"/>
         </w:rPr>
-        <w:t>TRUJILLO,</w:t>
-      </w:r>
-      <w:r>
-        <w:rPr>
-          <w:rFonts w:asciiTheme="minorBidi" w:hAnsiTheme="minorBidi" w:cstheme="minorBidi"/>
-          <w:sz w:val="18"/>
-          <w:szCs w:val="18"/>
-        </w:rPr>
-        <w:t xml:space="preserve"> </w:t>
-      </w:r>
-      <w:r>
-        <w:rPr>
-          <w:rFonts w:asciiTheme="minorBidi" w:hAnsiTheme="minorBidi" w:cstheme="minorBidi"/>
-          <w:sz w:val="18"/>
-          <w:szCs w:val="18"/>
-        </w:rPr>
-        <w:t>«FECHA_TEXTO»</w:t>
-      </w:r>
-      <w:r>
-        <w:rPr>
-          <w:rFonts w:asciiTheme="minorBidi" w:hAnsiTheme="minorBidi" w:cstheme="minorBidi"/>
-          <w:sz w:val="18"/>
-          <w:szCs w:val="18"/>
-        </w:rPr>
-        <w:t xml:space="preserve">. </w:t>
+        <w:t>TRUJILLO, «</w:t>
+      </w:r>
+      <w:r>
+        <w:rPr>
+          <w:rFonts w:asciiTheme="minorBidi" w:hAnsiTheme="minorBidi" w:cstheme="minorBidi"/>
+          <w:sz w:val="18"/>
+          <w:szCs w:val="18"/>
+        </w:rPr>
+        <w:t>FECHA</w:t>
+      </w:r>
+      <w:r>
+        <w:rPr>
+          <w:rFonts w:asciiTheme="minorBidi" w:hAnsiTheme="minorBidi" w:cstheme="minorBidi"/>
+          <w:sz w:val="18"/>
+          <w:szCs w:val="18"/>
+        </w:rPr>
+        <w:t>».</w:t>
       </w:r>
     </w:p>
     <w:p>
@@ -3418,6 +3612,29 @@
           <w:sz w:val="18"/>
           <w:szCs w:val="18"/>
         </w:rPr>
+        <w:sectPr>
+          <w:pgSz w:w="11906" w:h="16838"/>
+          <w:pgMar w:top="2835" w:right="737" w:bottom="567" w:left="2381" w:header="709" w:footer="709" w:gutter="0"/>
+          <w:cols w:space="708"/>
+          <w:docGrid w:linePitch="360"/>
+        </w:sectPr>
+      </w:pPr>
+    </w:p>
+    <w:p>
+      <w:pPr>
+        <w:widowControl w:val="0"/>
+        <w:autoSpaceDE w:val="0"/>
+        <w:autoSpaceDN w:val="0"/>
+        <w:adjustRightInd w:val="0"/>
+        <w:spacing w:line="348" w:lineRule="auto"/>
+        <w:jc w:val="center"/>
+        <w:rPr>
+          <w:rFonts w:asciiTheme="minorBidi" w:hAnsiTheme="minorBidi" w:cstheme="minorBidi"/>
+          <w:b/>
+          <w:bCs/>
+          <w:sz w:val="18"/>
+          <w:szCs w:val="18"/>
+        </w:rPr>
       </w:pPr>
       <w:r>
         <w:rPr>
@@ -3439,55 +3656,91 @@
         </w:rPr>
         <w:t>______</w:t>
       </w:r>
-      <w:r>
-        <w:rPr>
-          <w:rFonts w:asciiTheme="minorBidi" w:hAnsiTheme="minorBidi" w:cstheme="minorBidi"/>
-          <w:b/>
-          <w:bCs/>
-          <w:sz w:val="18"/>
-          <w:szCs w:val="18"/>
-        </w:rPr>
-        <w:t xml:space="preserve">                             </w:t>
-      </w:r>
-      <w:r>
-        <w:rPr>
-          <w:rFonts w:asciiTheme="minorBidi" w:hAnsiTheme="minorBidi" w:cstheme="minorBidi"/>
-          <w:b/>
-          <w:bCs/>
-          <w:sz w:val="18"/>
-          <w:szCs w:val="18"/>
-        </w:rPr>
-        <w:t xml:space="preserve">      </w:t>
-      </w:r>
-      <w:r>
-        <w:rPr>
-          <w:rFonts w:asciiTheme="minorBidi" w:hAnsiTheme="minorBidi" w:cstheme="minorBidi"/>
-          <w:b/>
-          <w:bCs/>
-          <w:sz w:val="18"/>
-          <w:szCs w:val="18"/>
-        </w:rPr>
-        <w:t>_</w:t>
-      </w:r>
-      <w:r>
-        <w:rPr>
-          <w:rFonts w:asciiTheme="minorBidi" w:hAnsiTheme="minorBidi" w:cstheme="minorBidi"/>
-          <w:b/>
-          <w:bCs/>
-          <w:sz w:val="18"/>
-          <w:szCs w:val="18"/>
-        </w:rPr>
-        <w:t>_______</w:t>
-      </w:r>
-      <w:r>
-        <w:rPr>
-          <w:rFonts w:asciiTheme="minorBidi" w:hAnsiTheme="minorBidi" w:cstheme="minorBidi"/>
-          <w:b/>
-          <w:bCs/>
-          <w:sz w:val="18"/>
-          <w:szCs w:val="18"/>
-        </w:rPr>
-        <w:t>________________________</w:t>
+    </w:p>
+    <w:p>
+      <w:pPr>
+        <w:widowControl w:val="0"/>
+        <w:autoSpaceDE w:val="0"/>
+        <w:autoSpaceDN w:val="0"/>
+        <w:adjustRightInd w:val="0"/>
+        <w:spacing w:line="348" w:lineRule="auto"/>
+        <w:jc w:val="center"/>
+        <w:rPr>
+          <w:rFonts w:asciiTheme="minorBidi" w:eastAsia="Arial Unicode MS" w:hAnsiTheme="minorBidi" w:cstheme="minorBidi"/>
+          <w:b/>
+          <w:bCs/>
+          <w:sz w:val="18"/>
+          <w:szCs w:val="18"/>
+          <w:lang w:val="pt-BR"/>
+        </w:rPr>
+      </w:pPr>
+      <w:r>
+        <w:rPr>
+          <w:rFonts w:asciiTheme="minorBidi" w:eastAsia="Arial Unicode MS" w:hAnsiTheme="minorBidi" w:cstheme="minorBidi"/>
+          <w:b/>
+          <w:bCs/>
+          <w:sz w:val="18"/>
+          <w:szCs w:val="18"/>
+          <w:lang w:val="pt-BR"/>
+        </w:rPr>
+        <w:t>ILICH ALEXANDER MERCEDES VALVERDE</w:t>
+      </w:r>
+    </w:p>
+    <w:p>
+      <w:pPr>
+        <w:widowControl w:val="0"/>
+        <w:autoSpaceDE w:val="0"/>
+        <w:autoSpaceDN w:val="0"/>
+        <w:adjustRightInd w:val="0"/>
+        <w:spacing w:line="348" w:lineRule="auto"/>
+        <w:jc w:val="center"/>
+        <w:rPr>
+          <w:rFonts w:asciiTheme="minorBidi" w:eastAsia="Arial Unicode MS" w:hAnsiTheme="minorBidi" w:cstheme="minorBidi"/>
+          <w:b/>
+          <w:bCs/>
+          <w:sz w:val="18"/>
+          <w:szCs w:val="18"/>
+          <w:lang w:val="pt-BR"/>
+        </w:rPr>
+      </w:pPr>
+      <w:r>
+        <w:rPr>
+          <w:rFonts w:asciiTheme="minorBidi" w:hAnsiTheme="minorBidi" w:cstheme="minorBidi"/>
+          <w:b/>
+          <w:bCs/>
+          <w:sz w:val="18"/>
+          <w:szCs w:val="18"/>
+        </w:rPr>
+        <w:t>______________________________________</w:t>
+      </w:r>
+    </w:p>
+    <w:p>
+      <w:pPr>
+        <w:widowControl w:val="0"/>
+        <w:autoSpaceDE w:val="0"/>
+        <w:autoSpaceDN w:val="0"/>
+        <w:adjustRightInd w:val="0"/>
+        <w:spacing w:line="348" w:lineRule="auto"/>
+        <w:jc w:val="center"/>
+        <w:rPr>
+          <w:rFonts w:asciiTheme="minorBidi" w:hAnsiTheme="minorBidi" w:cstheme="minorBidi"/>
+          <w:b/>
+          <w:bCs/>
+          <w:sz w:val="18"/>
+          <w:szCs w:val="18"/>
+          <w:lang w:val="es-ES_tradnl"/>
+        </w:rPr>
+      </w:pPr>
+      <w:r>
+        <w:rPr>
+          <w:rFonts w:asciiTheme="minorBidi" w:hAnsiTheme="minorBidi" w:cstheme="minorBidi"/>
+          <w:b/>
+          <w:bCs/>
+          <w:sz w:val="18"/>
+          <w:szCs w:val="18"/>
+          <w:lang w:val="es-ES_tradnl"/>
+        </w:rPr>
+        <w:t>«TITULAR»</w:t>
       </w:r>
     </w:p>
     <w:p>
@@ -3506,62 +3759,14 @@
           <w:szCs w:val="18"/>
           <w:lang w:val="pt-BR"/>
         </w:rPr>
-      </w:pPr>
-      <w:r>
-        <w:rPr>
-          <w:rFonts w:asciiTheme="minorBidi" w:eastAsia="Arial Unicode MS" w:hAnsiTheme="minorBidi" w:cstheme="minorBidi"/>
-          <w:b/>
-          <w:bCs/>
-          <w:sz w:val="18"/>
-          <w:szCs w:val="18"/>
-          <w:lang w:val="pt-BR"/>
-        </w:rPr>
-        <w:t>ILICH ALEXANDER MERCEDES VALVERDE</w:t>
-      </w:r>
-      <w:r>
-        <w:rPr>
-          <w:rFonts w:asciiTheme="minorBidi" w:eastAsia="Arial Unicode MS" w:hAnsiTheme="minorBidi" w:cstheme="minorBidi"/>
-          <w:b/>
-          <w:bCs/>
-          <w:sz w:val="18"/>
-          <w:szCs w:val="18"/>
-          <w:lang w:val="pt-BR"/>
-        </w:rPr>
-        <w:t xml:space="preserve">                    </w:t>
-      </w:r>
-      <w:r>
-        <w:rPr>
-          <w:rFonts w:asciiTheme="minorBidi" w:eastAsia="Arial Unicode MS" w:hAnsiTheme="minorBidi" w:cstheme="minorBidi"/>
-          <w:b/>
-          <w:bCs/>
-          <w:sz w:val="18"/>
-          <w:szCs w:val="18"/>
-          <w:lang w:val="pt-BR"/>
-        </w:rPr>
-        <w:t xml:space="preserve">        </w:t>
-      </w:r>
-      <w:r>
-        <w:rPr>
-          <w:rFonts w:asciiTheme="minorBidi" w:eastAsia="Arial Unicode MS" w:hAnsiTheme="minorBidi" w:cstheme="minorBidi"/>
-          <w:b/>
-          <w:bCs/>
-          <w:sz w:val="18"/>
-          <w:szCs w:val="18"/>
-          <w:lang w:val="pt-BR"/>
-        </w:rPr>
-        <w:t xml:space="preserve">         </w:t>
-      </w:r>
-      <w:r>
-        <w:rPr>
-          <w:rFonts w:asciiTheme="minorBidi" w:hAnsiTheme="minorBidi" w:cstheme="minorBidi"/>
-          <w:b/>
-          <w:bCs/>
-          <w:sz w:val="18"/>
-          <w:szCs w:val="18"/>
-          <w:lang w:val="es-ES_tradnl"/>
-        </w:rPr>
-        <w:t>«TITULAR»</w:t>
-      </w:r>
+        <w:sectPr>
+          <w:type w:val="continuous"/>
+          <w:pgSz w:w="11906" w:h="16838"/>
+          <w:pgMar w:top="2835" w:right="737" w:bottom="567" w:left="2381" w:header="709" w:footer="709" w:gutter="0"/>
+          <w:cols w:num="2" w:space="708"/>
+          <w:docGrid w:linePitch="360"/>
+        </w:sectPr>
+      </w:pPr>
     </w:p>
     <w:p>
       <w:pPr>
@@ -3649,10 +3854,29 @@
           <w:bCs/>
           <w:sz w:val="18"/>
           <w:szCs w:val="18"/>
+          <w:lang w:val="pt-BR"/>
+        </w:rPr>
+      </w:pPr>
+    </w:p>
+    <w:p>
+      <w:pPr>
+        <w:widowControl w:val="0"/>
+        <w:autoSpaceDE w:val="0"/>
+        <w:autoSpaceDN w:val="0"/>
+        <w:adjustRightInd w:val="0"/>
+        <w:spacing w:line="348" w:lineRule="auto"/>
+        <w:jc w:val="both"/>
+        <w:rPr>
+          <w:rFonts w:asciiTheme="minorBidi" w:eastAsia="Arial Unicode MS" w:hAnsiTheme="minorBidi" w:cstheme="minorBidi"/>
+          <w:b/>
+          <w:bCs/>
+          <w:sz w:val="18"/>
+          <w:szCs w:val="18"/>
         </w:rPr>
       </w:pPr>
     </w:p>
     <w:sectPr>
+      <w:type w:val="continuous"/>
       <w:pgSz w:w="11906" w:h="16838"/>
       <w:pgMar w:top="2835" w:right="737" w:bottom="567" w:left="2381" w:header="709" w:footer="709" w:gutter="0"/>
       <w:cols w:space="708"/>
@@ -4967,7 +5191,7 @@
     <w:lsdException w:name="E-mail Signature" w:semiHidden="1" w:unhideWhenUsed="1"/>
     <w:lsdException w:name="HTML Top of Form" w:semiHidden="1" w:unhideWhenUsed="1"/>
     <w:lsdException w:name="HTML Bottom of Form" w:semiHidden="1" w:unhideWhenUsed="1"/>
-    <w:lsdException w:name="Normal (Web)" w:semiHidden="1" w:uiPriority="0" w:unhideWhenUsed="1"/>
+    <w:lsdException w:name="Normal (Web)" w:semiHidden="1" w:unhideWhenUsed="1"/>
     <w:lsdException w:name="HTML Acronym" w:semiHidden="1" w:unhideWhenUsed="1"/>
     <w:lsdException w:name="HTML Address" w:semiHidden="1" w:unhideWhenUsed="1"/>
     <w:lsdException w:name="HTML Cite" w:semiHidden="1" w:unhideWhenUsed="1"/>
@@ -5540,6 +5764,7 @@
   <w:style w:type="paragraph" w:styleId="NormalWeb">
     <w:name w:val="Normal (Web)"/>
     <w:basedOn w:val="Normal"/>
+    <w:uiPriority w:val="99"/>
     <w:rsid w:val="000561C5"/>
     <w:pPr>
       <w:spacing w:before="100" w:beforeAutospacing="1" w:after="100" w:afterAutospacing="1"/>

--- a/app/templates/santa_beatriz/VERDE.docx
+++ b/app/templates/santa_beatriz/VERDE.docx
@@ -403,7 +403,7 @@
           <w:szCs w:val="18"/>
           <w:lang w:val="es-ES_tradnl"/>
         </w:rPr>
-        <w:t>«_DNI»</w:t>
+        <w:t>«DNI»</w:t>
       </w:r>
       <w:r>
         <w:rPr>
@@ -423,7 +423,7 @@
           <w:sz w:val="18"/>
           <w:szCs w:val="18"/>
         </w:rPr>
-        <w:t>«_ESTADO_CIVIL»</w:t>
+        <w:t>«ESTADO_CIVIL»</w:t>
       </w:r>
       <w:r>
         <w:rPr>
@@ -443,7 +443,7 @@
           <w:sz w:val="18"/>
           <w:szCs w:val="18"/>
         </w:rPr>
-        <w:t>«OCUPACION1»</w:t>
+        <w:t>«OCUPACION»</w:t>
       </w:r>
       <w:r>
         <w:rPr>
@@ -483,7 +483,17 @@
           <w:sz w:val="18"/>
           <w:szCs w:val="18"/>
         </w:rPr>
-        <w:t>«DIRECCION1»</w:t>
+        <w:t>«DIRECCION</w:t>
+      </w:r>
+      <w:r>
+        <w:rPr>
+          <w:rFonts w:ascii="Arial" w:hAnsi="Arial" w:cs="Arial"/>
+          <w:bCs/>
+          <w:color w:val="000000"/>
+          <w:sz w:val="18"/>
+          <w:szCs w:val="18"/>
+        </w:rPr>
+        <w:t>», «UBIGEO»</w:t>
       </w:r>
       <w:r>
         <w:rPr>
@@ -2398,31 +2408,15 @@
           <w:sz w:val="18"/>
           <w:szCs w:val="18"/>
         </w:rPr>
-        <w:t>«</w:t>
-      </w:r>
-      <w:r>
-        <w:rPr>
-          <w:rFonts w:asciiTheme="minorBidi" w:hAnsiTheme="minorBidi" w:cstheme="minorBidi"/>
-          <w:sz w:val="18"/>
-          <w:szCs w:val="18"/>
-        </w:rPr>
-        <w:t>COMPRADOR</w:t>
-      </w:r>
-      <w:r>
-        <w:rPr>
-          <w:rFonts w:asciiTheme="minorBidi" w:hAnsiTheme="minorBidi" w:cstheme="minorBidi"/>
-          <w:sz w:val="18"/>
-          <w:szCs w:val="18"/>
-        </w:rPr>
-        <w:t>»</w:t>
-      </w:r>
-      <w:r>
-        <w:rPr>
-          <w:rFonts w:asciiTheme="minorBidi" w:hAnsiTheme="minorBidi" w:cstheme="minorBidi"/>
-          <w:sz w:val="18"/>
-          <w:szCs w:val="18"/>
-        </w:rPr>
-        <w:t xml:space="preserve">, UNA VEZ REALIZADA LA INDEPENDIZACIÓN DE EL INMUEBLE OBJETO DEL PRESENTE CONTRATO EN EL REGISTRO PÚBLICO PERTINENTE, Y TOTALMENTE SANEADO, PARA CUYOS EFECTOS, LAS PARTES ACUERDAN </w:t>
+        <w:t xml:space="preserve">«COMPRADOR», «MODALIDAD_ENTREGA», PARA </w:t>
+      </w:r>
+      <w:r>
+        <w:rPr>
+          <w:rFonts w:asciiTheme="minorBidi" w:hAnsiTheme="minorBidi" w:cstheme="minorBidi"/>
+          <w:sz w:val="18"/>
+          <w:szCs w:val="18"/>
+        </w:rPr>
+        <w:t xml:space="preserve">CUYOS EFECTOS, LAS PARTES ACUERDAN </w:t>
       </w:r>
       <w:r>
         <w:rPr>
@@ -2522,24 +2516,32 @@
           <w:sz w:val="18"/>
           <w:szCs w:val="18"/>
         </w:rPr>
+        <w:t>SIN PERJUICIO DE LO ANTERIOR, LAS PARTES ACUERDAN QUE EXCEPCIONALMENTE, LA FECHA MAXIMA DE ENTREGA PUEDE SER PRORROGADA O AMPLIADA HASTA POR TRES (03) MESES</w:t>
+      </w:r>
+      <w:r>
+        <w:rPr>
+          <w:rFonts w:asciiTheme="minorBidi" w:hAnsiTheme="minorBidi" w:cstheme="minorBidi"/>
+          <w:sz w:val="18"/>
+          <w:szCs w:val="18"/>
+        </w:rPr>
+        <w:t xml:space="preserve"> MÁS,</w:t>
+      </w:r>
+      <w:r>
+        <w:rPr>
+          <w:rFonts w:asciiTheme="minorBidi" w:hAnsiTheme="minorBidi" w:cstheme="minorBidi"/>
+          <w:sz w:val="18"/>
+          <w:szCs w:val="18"/>
+        </w:rPr>
+        <w:t xml:space="preserve"> </w:t>
+      </w:r>
+      <w:r>
+        <w:rPr>
+          <w:rFonts w:asciiTheme="minorBidi" w:hAnsiTheme="minorBidi" w:cstheme="minorBidi"/>
+          <w:sz w:val="18"/>
+          <w:szCs w:val="18"/>
+        </w:rPr>
         <w:lastRenderedPageBreak/>
-        <w:t>SIN PERJUICIO DE LO ANTERIOR, LAS PARTES ACUERDAN QUE EXCEPCIONALMENTE, LA FECHA MAXIMA DE ENTREGA PUEDE SER PRORROGADA O AMPLIADA HASTA POR TRES (03) MESES</w:t>
-      </w:r>
-      <w:r>
-        <w:rPr>
-          <w:rFonts w:asciiTheme="minorBidi" w:hAnsiTheme="minorBidi" w:cstheme="minorBidi"/>
-          <w:sz w:val="18"/>
-          <w:szCs w:val="18"/>
-        </w:rPr>
-        <w:t xml:space="preserve"> MÁS,</w:t>
-      </w:r>
-      <w:r>
-        <w:rPr>
-          <w:rFonts w:asciiTheme="minorBidi" w:hAnsiTheme="minorBidi" w:cstheme="minorBidi"/>
-          <w:sz w:val="18"/>
-          <w:szCs w:val="18"/>
-        </w:rPr>
-        <w:t xml:space="preserve"> CONTADOS A PARTIR DEL DÍA SIGUIENTE DE VENCIDO EL PLAZO SEÑALADO EN EL PÁRRAFO</w:t>
+        <w:t>CONTADOS A PARTIR DEL DÍA SIGUIENTE DE VENCIDO EL PLAZO SEÑALADO EN EL PÁRRAFO</w:t>
       </w:r>
       <w:r>
         <w:rPr>
@@ -3380,7 +3382,7 @@
           <w:sz w:val="18"/>
           <w:szCs w:val="18"/>
         </w:rPr>
-        <w:t xml:space="preserve">PARA EFECTOS DE CUALQUIER CONTROVERSIA QUE SE GENERE CON MOTIVO DE LA CELEBRACIÓN Y EJECUCIÓN DEL PRESENTE CONTRATO, LAS PARTES SE SOMETEN A LA </w:t>
+        <w:t xml:space="preserve">PARA EFECTOS DE CUALQUIER CONTROVERSIA QUE SE GENERE CON MOTIVO DE LA CELEBRACIÓN Y EJECUCIÓN DEL PRESENTE CONTRATO, LAS PARTES SE SOMETEN A LA COMPETENCIA TERRITORIAL DE LOS JUECES Y TRIBUNALES DE LA CIUDAD DE TRUJILLO, SEÑALANDO COMO SUS DOMICILIOS LOS CONSIGNADOS EN LAS ESPECIFICACIONES GENERALES </w:t>
       </w:r>
       <w:r>
         <w:rPr>
@@ -3390,7 +3392,7 @@
           <w:szCs w:val="18"/>
         </w:rPr>
         <w:lastRenderedPageBreak/>
-        <w:t xml:space="preserve">COMPETENCIA TERRITORIAL DE LOS JUECES Y TRIBUNALES DE LA CIUDAD DE TRUJILLO, SEÑALANDO COMO SUS DOMICILIOS LOS CONSIGNADOS EN LAS ESPECIFICACIONES GENERALES DEL PRESENTE DOCUMENTO, EN DONDE SE LES HARÁ LLEGAR TODAS LAS COMUNICACIONES RELACIONADAS CON ESTE CONTRATO. EL CAMBIO DE DOMICILIO DE CUALQUIERA DE LAS PARTES SURTIRÁ EFECTO RESPECTO DE LA OTRA DESDE LA FECHA EN QUE SE LE COMUNIQUE NOTARIALMENTE DICHO CAMBIO. </w:t>
+        <w:t xml:space="preserve">DEL PRESENTE DOCUMENTO, EN DONDE SE LES HARÁ LLEGAR TODAS LAS COMUNICACIONES RELACIONADAS CON ESTE CONTRATO. EL CAMBIO DE DOMICILIO DE CUALQUIERA DE LAS PARTES SURTIRÁ EFECTO RESPECTO DE LA OTRA DESDE LA FECHA EN QUE SE LE COMUNIQUE NOTARIALMENTE DICHO CAMBIO. </w:t>
       </w:r>
     </w:p>
     <w:p>

--- a/app/templates/santa_beatriz/VERDE.docx
+++ b/app/templates/santa_beatriz/VERDE.docx
@@ -384,7 +384,7 @@
           <w:sz w:val="18"/>
           <w:szCs w:val="18"/>
         </w:rPr>
-        <w:t xml:space="preserve">«_IDENT» </w:t>
+        <w:t xml:space="preserve">«IDENT» </w:t>
       </w:r>
       <w:r>
         <w:rPr>

--- a/app/templates/santa_beatriz/VERDE.docx
+++ b/app/templates/santa_beatriz/VERDE.docx
@@ -590,15 +590,15 @@
           <w:sz w:val="18"/>
           <w:szCs w:val="18"/>
         </w:rPr>
-        <w:t>EL VENDEDOR</w:t>
-      </w:r>
-      <w:r>
-        <w:rPr>
-          <w:rFonts w:asciiTheme="minorBidi" w:hAnsiTheme="minorBidi" w:cstheme="minorBidi"/>
-          <w:sz w:val="18"/>
-          <w:szCs w:val="18"/>
-        </w:rPr>
-        <w:t xml:space="preserve"> ES PROPIETARIO DEL</w:t>
+        <w:t>LA VENDEDORA</w:t>
+      </w:r>
+      <w:r>
+        <w:rPr>
+          <w:rFonts w:asciiTheme="minorBidi" w:hAnsiTheme="minorBidi" w:cstheme="minorBidi"/>
+          <w:sz w:val="18"/>
+          <w:szCs w:val="18"/>
+        </w:rPr>
+        <w:t xml:space="preserve"> ES PROPIETARIA DEL</w:t>
       </w:r>
       <w:r>
         <w:rPr>
@@ -607,8 +607,9 @@
           <w:szCs w:val="18"/>
           <w:lang w:val="es-PE" w:eastAsia="en-US"/>
         </w:rPr>
-        <w:t xml:space="preserve"> </w:t>
-      </w:r>
+        <w:t xml:space="preserve"> PREDIO </w:t>
+      </w:r>
+      <w:bookmarkStart w:id="0" w:name="_Hlk227656025"/>
       <w:r>
         <w:rPr>
           <w:rFonts w:asciiTheme="minorBidi" w:hAnsiTheme="minorBidi" w:cstheme="minorBidi"/>
@@ -618,41 +619,9 @@
           <w:sz w:val="18"/>
           <w:szCs w:val="18"/>
         </w:rPr>
-        <w:t>«</w:t>
-      </w:r>
-      <w:r>
-        <w:rPr>
-          <w:rFonts w:asciiTheme="minorBidi" w:hAnsiTheme="minorBidi" w:cstheme="minorBidi"/>
-          <w:b/>
-          <w:bCs/>
-          <w:caps/>
-          <w:sz w:val="18"/>
-          <w:szCs w:val="18"/>
-        </w:rPr>
-        <w:t>NOMBRE_PREDIO</w:t>
-      </w:r>
-      <w:r>
-        <w:rPr>
-          <w:rFonts w:asciiTheme="minorBidi" w:hAnsiTheme="minorBidi" w:cstheme="minorBidi"/>
-          <w:b/>
-          <w:bCs/>
-          <w:caps/>
-          <w:sz w:val="18"/>
-          <w:szCs w:val="18"/>
-        </w:rPr>
-        <w:t>»</w:t>
-      </w:r>
-      <w:r>
-        <w:rPr>
-          <w:rFonts w:asciiTheme="minorBidi" w:hAnsiTheme="minorBidi" w:cstheme="minorBidi"/>
-          <w:b/>
-          <w:bCs/>
-          <w:caps/>
-          <w:sz w:val="18"/>
-          <w:szCs w:val="18"/>
-        </w:rPr>
-        <w:t>, DISTRITO DE HUANCHACO, PROVINCIA DE TRUJILLO, DEPARTAMENTO DE LA LIBERTAD</w:t>
-      </w:r>
+        <w:t>LOTE VD 80-III U.C. 10399-B (ACUMULADO), DISTRITO DE HUANCHACO, PROVINCIA DE TRUJILLO, DEPARTAMENTO DE LA LIBERTAD</w:t>
+      </w:r>
+      <w:bookmarkEnd w:id="0"/>
       <w:r>
         <w:rPr>
           <w:rFonts w:asciiTheme="minorBidi" w:hAnsiTheme="minorBidi" w:cstheme="minorBidi"/>
@@ -677,34 +646,7 @@
           <w:sz w:val="18"/>
           <w:szCs w:val="18"/>
         </w:rPr>
-        <w:t xml:space="preserve">PARTIDA ELECTRONICA Nº </w:t>
-      </w:r>
-      <w:r>
-        <w:rPr>
-          <w:rFonts w:asciiTheme="minorBidi" w:hAnsiTheme="minorBidi" w:cstheme="minorBidi"/>
-          <w:b/>
-          <w:sz w:val="18"/>
-          <w:szCs w:val="18"/>
-        </w:rPr>
-        <w:t>«</w:t>
-      </w:r>
-      <w:r>
-        <w:rPr>
-          <w:rFonts w:asciiTheme="minorBidi" w:hAnsiTheme="minorBidi" w:cstheme="minorBidi"/>
-          <w:b/>
-          <w:sz w:val="18"/>
-          <w:szCs w:val="18"/>
-        </w:rPr>
-        <w:t>PARTIDA</w:t>
-      </w:r>
-      <w:r>
-        <w:rPr>
-          <w:rFonts w:asciiTheme="minorBidi" w:hAnsiTheme="minorBidi" w:cstheme="minorBidi"/>
-          <w:b/>
-          <w:sz w:val="18"/>
-          <w:szCs w:val="18"/>
-        </w:rPr>
-        <w:t>»</w:t>
+        <w:t>PARTIDA ELECTRONICA Nº 11633080</w:t>
       </w:r>
       <w:r>
         <w:rPr>
@@ -1146,6 +1088,7 @@
           <w:sz w:val="18"/>
           <w:szCs w:val="18"/>
         </w:rPr>
+        <w:lastRenderedPageBreak/>
         <w:t>TERCERA</w:t>
       </w:r>
       <w:r>
@@ -1174,7 +1117,6 @@
           <w:sz w:val="18"/>
           <w:szCs w:val="18"/>
         </w:rPr>
-        <w:lastRenderedPageBreak/>
         <w:t xml:space="preserve">POR INTERMEDIO DEL PRESENTE CONTRATO, </w:t>
       </w:r>
       <w:r>
@@ -1330,7 +1272,7 @@
           <w:sz w:val="18"/>
           <w:szCs w:val="18"/>
         </w:rPr>
-        <w:t>(«PRECIO_TEXTO» Y «PRECIO_DECIMAL»/100 DOLARES AMERICANOS)</w:t>
+        <w:t>(«PRECIO_TEXTO»)</w:t>
       </w:r>
       <w:r>
         <w:rPr>
@@ -1457,7 +1399,7 @@
           <w:sz w:val="18"/>
           <w:szCs w:val="18"/>
         </w:rPr>
-        <w:t>» Y «</w:t>
+        <w:t>») QUE AL TIPO DE CAMBIO DE S/ «</w:t>
       </w:r>
       <w:r>
         <w:rPr>
@@ -1466,7 +1408,7 @@
           <w:sz w:val="18"/>
           <w:szCs w:val="18"/>
         </w:rPr>
-        <w:t>SEP_SOLES_DECIMA</w:t>
+        <w:t>TIPO_CAMBIO</w:t>
       </w:r>
       <w:r>
         <w:rPr>
@@ -1475,7 +1417,7 @@
           <w:sz w:val="18"/>
           <w:szCs w:val="18"/>
         </w:rPr>
-        <w:t>L</w:t>
+        <w:t>»</w:t>
       </w:r>
       <w:r>
         <w:rPr>
@@ -1484,7 +1426,7 @@
           <w:sz w:val="18"/>
           <w:szCs w:val="18"/>
         </w:rPr>
-        <w:t>»/100 SOLES) QUE AL TIPO DE CAMBIO DE S/ «</w:t>
+        <w:t xml:space="preserve"> </w:t>
       </w:r>
       <w:r>
         <w:rPr>
@@ -1493,7 +1435,7 @@
           <w:sz w:val="18"/>
           <w:szCs w:val="18"/>
         </w:rPr>
-        <w:t>TIPO_CAMBIO</w:t>
+        <w:t>(«</w:t>
       </w:r>
       <w:r>
         <w:rPr>
@@ -1502,12 +1444,48 @@
           <w:sz w:val="18"/>
           <w:szCs w:val="18"/>
         </w:rPr>
+        <w:t>TC_TEXTO</w:t>
+      </w:r>
+      <w:r>
+        <w:rPr>
+          <w:rFonts w:ascii="Arial" w:hAnsi="Arial" w:cs="Arial"/>
+          <w:bCs/>
+          <w:sz w:val="18"/>
+          <w:szCs w:val="18"/>
+        </w:rPr>
+        <w:t xml:space="preserve">») EQUIVALE A </w:t>
+      </w:r>
+      <w:r>
+        <w:rPr>
+          <w:rFonts w:ascii="Arial" w:hAnsi="Arial" w:cs="Arial"/>
+          <w:b/>
+          <w:sz w:val="18"/>
+          <w:szCs w:val="18"/>
+        </w:rPr>
+        <w:t>US$«</w:t>
+      </w:r>
+      <w:r>
+        <w:rPr>
+          <w:rFonts w:ascii="Arial" w:hAnsi="Arial" w:cs="Arial"/>
+          <w:b/>
+          <w:sz w:val="18"/>
+          <w:szCs w:val="18"/>
+        </w:rPr>
+        <w:t>SEP</w:t>
+      </w:r>
+      <w:r>
+        <w:rPr>
+          <w:rFonts w:ascii="Arial" w:hAnsi="Arial" w:cs="Arial"/>
+          <w:b/>
+          <w:sz w:val="18"/>
+          <w:szCs w:val="18"/>
+        </w:rPr>
         <w:t>»</w:t>
       </w:r>
       <w:r>
         <w:rPr>
           <w:rFonts w:ascii="Arial" w:hAnsi="Arial" w:cs="Arial"/>
-          <w:bCs/>
+          <w:b/>
           <w:sz w:val="18"/>
           <w:szCs w:val="18"/>
         </w:rPr>
@@ -1516,7 +1494,7 @@
       <w:r>
         <w:rPr>
           <w:rFonts w:ascii="Arial" w:hAnsi="Arial" w:cs="Arial"/>
-          <w:bCs/>
+          <w:b/>
           <w:sz w:val="18"/>
           <w:szCs w:val="18"/>
         </w:rPr>
@@ -1525,119 +1503,20 @@
       <w:r>
         <w:rPr>
           <w:rFonts w:ascii="Arial" w:hAnsi="Arial" w:cs="Arial"/>
-          <w:bCs/>
-          <w:sz w:val="18"/>
-          <w:szCs w:val="18"/>
-        </w:rPr>
-        <w:t>TC_TEXTO</w:t>
+          <w:b/>
+          <w:sz w:val="18"/>
+          <w:szCs w:val="18"/>
+        </w:rPr>
+        <w:t>SEP_TEXTO</w:t>
       </w:r>
       <w:r>
         <w:rPr>
           <w:rFonts w:ascii="Arial" w:hAnsi="Arial" w:cs="Arial"/>
-          <w:bCs/>
-          <w:sz w:val="18"/>
-          <w:szCs w:val="18"/>
-        </w:rPr>
-        <w:t>» Y «</w:t>
-      </w:r>
-      <w:r>
-        <w:rPr>
-          <w:rFonts w:ascii="Arial" w:hAnsi="Arial" w:cs="Arial"/>
-          <w:bCs/>
-          <w:sz w:val="18"/>
-          <w:szCs w:val="18"/>
-        </w:rPr>
-        <w:t>TC_DECIMAL</w:t>
-      </w:r>
-      <w:r>
-        <w:rPr>
-          <w:rFonts w:ascii="Arial" w:hAnsi="Arial" w:cs="Arial"/>
-          <w:bCs/>
-          <w:sz w:val="18"/>
-          <w:szCs w:val="18"/>
-        </w:rPr>
-        <w:t xml:space="preserve">»/100 SOLES) EQUIVALE A </w:t>
-      </w:r>
-      <w:r>
-        <w:rPr>
-          <w:rFonts w:ascii="Arial" w:hAnsi="Arial" w:cs="Arial"/>
-          <w:b/>
-          <w:sz w:val="18"/>
-          <w:szCs w:val="18"/>
-        </w:rPr>
-        <w:t>US$«</w:t>
-      </w:r>
-      <w:r>
-        <w:rPr>
-          <w:rFonts w:ascii="Arial" w:hAnsi="Arial" w:cs="Arial"/>
-          <w:b/>
-          <w:sz w:val="18"/>
-          <w:szCs w:val="18"/>
-        </w:rPr>
-        <w:t>SEP</w:t>
-      </w:r>
-      <w:r>
-        <w:rPr>
-          <w:rFonts w:ascii="Arial" w:hAnsi="Arial" w:cs="Arial"/>
           <w:b/>
           <w:sz w:val="18"/>
           <w:szCs w:val="18"/>
         </w:rPr>
         <w:t>»</w:t>
-      </w:r>
-      <w:r>
-        <w:rPr>
-          <w:rFonts w:ascii="Arial" w:hAnsi="Arial" w:cs="Arial"/>
-          <w:b/>
-          <w:sz w:val="18"/>
-          <w:szCs w:val="18"/>
-        </w:rPr>
-        <w:t xml:space="preserve"> </w:t>
-      </w:r>
-      <w:r>
-        <w:rPr>
-          <w:rFonts w:ascii="Arial" w:hAnsi="Arial" w:cs="Arial"/>
-          <w:b/>
-          <w:sz w:val="18"/>
-          <w:szCs w:val="18"/>
-        </w:rPr>
-        <w:t>(«</w:t>
-      </w:r>
-      <w:r>
-        <w:rPr>
-          <w:rFonts w:ascii="Arial" w:hAnsi="Arial" w:cs="Arial"/>
-          <w:b/>
-          <w:sz w:val="18"/>
-          <w:szCs w:val="18"/>
-        </w:rPr>
-        <w:t>SEP_TEXTO</w:t>
-      </w:r>
-      <w:r>
-        <w:rPr>
-          <w:rFonts w:ascii="Arial" w:hAnsi="Arial" w:cs="Arial"/>
-          <w:b/>
-          <w:sz w:val="18"/>
-          <w:szCs w:val="18"/>
-        </w:rPr>
-        <w:t>» Y «</w:t>
-      </w:r>
-      <w:r>
-        <w:rPr>
-          <w:rFonts w:ascii="Arial" w:hAnsi="Arial" w:cs="Arial"/>
-          <w:b/>
-          <w:sz w:val="18"/>
-          <w:szCs w:val="18"/>
-        </w:rPr>
-        <w:t>SEP_DECIMAL</w:t>
-      </w:r>
-      <w:r>
-        <w:rPr>
-          <w:rFonts w:ascii="Arial" w:hAnsi="Arial" w:cs="Arial"/>
-          <w:b/>
-          <w:sz w:val="18"/>
-          <w:szCs w:val="18"/>
-        </w:rPr>
-        <w:t>»/100 DOLARES AMERICANOS</w:t>
       </w:r>
       <w:r>
         <w:rPr>
@@ -1725,7 +1604,7 @@
           <w:sz w:val="18"/>
           <w:szCs w:val="18"/>
         </w:rPr>
-        <w:t xml:space="preserve">PAGO_TEXTO» Y «PAGO_DECIMAL»/100 </w:t>
+        <w:t>PAGO_TEXTO»</w:t>
       </w:r>
       <w:r>
         <w:rPr>
@@ -1735,7 +1614,7 @@
           <w:sz w:val="18"/>
           <w:szCs w:val="18"/>
         </w:rPr>
-        <w:t>DOLARES AMERICANOS)</w:t>
+        <w:t>)</w:t>
       </w:r>
       <w:r>
         <w:rPr>
@@ -2532,16 +2411,7 @@
           <w:sz w:val="18"/>
           <w:szCs w:val="18"/>
         </w:rPr>
-        <w:t xml:space="preserve"> </w:t>
-      </w:r>
-      <w:r>
-        <w:rPr>
-          <w:rFonts w:asciiTheme="minorBidi" w:hAnsiTheme="minorBidi" w:cstheme="minorBidi"/>
-          <w:sz w:val="18"/>
-          <w:szCs w:val="18"/>
-        </w:rPr>
-        <w:lastRenderedPageBreak/>
-        <w:t>CONTADOS A PARTIR DEL DÍA SIGUIENTE DE VENCIDO EL PLAZO SEÑALADO EN EL PÁRRAFO</w:t>
+        <w:t xml:space="preserve"> CONTADOS A PARTIR DEL DÍA SIGUIENTE DE VENCIDO EL PLAZO SEÑALADO EN EL PÁRRAFO</w:t>
       </w:r>
       <w:r>
         <w:rPr>
@@ -2587,6 +2457,7 @@
           <w:sz w:val="18"/>
           <w:szCs w:val="18"/>
         </w:rPr>
+        <w:lastRenderedPageBreak/>
         <w:t>SETIMA</w:t>
       </w:r>
       <w:r>
@@ -3382,7 +3253,7 @@
           <w:sz w:val="18"/>
           <w:szCs w:val="18"/>
         </w:rPr>
-        <w:t xml:space="preserve">PARA EFECTOS DE CUALQUIER CONTROVERSIA QUE SE GENERE CON MOTIVO DE LA CELEBRACIÓN Y EJECUCIÓN DEL PRESENTE CONTRATO, LAS PARTES SE SOMETEN A LA COMPETENCIA TERRITORIAL DE LOS JUECES Y TRIBUNALES DE LA CIUDAD DE TRUJILLO, SEÑALANDO COMO SUS DOMICILIOS LOS CONSIGNADOS EN LAS ESPECIFICACIONES GENERALES </w:t>
+        <w:t xml:space="preserve">PARA EFECTOS DE CUALQUIER CONTROVERSIA QUE SE GENERE CON MOTIVO DE LA CELEBRACIÓN Y EJECUCIÓN DEL PRESENTE CONTRATO, LAS PARTES SE SOMETEN A LA COMPETENCIA TERRITORIAL DE LOS JUECES Y TRIBUNALES DE LA CIUDAD DE TRUJILLO, SEÑALANDO COMO SUS DOMICILIOS LOS CONSIGNADOS EN LAS ESPECIFICACIONES GENERALES DEL PRESENTE DOCUMENTO, EN DONDE SE LES HARÁ LLEGAR TODAS LAS COMUNICACIONES RELACIONADAS CON ESTE CONTRATO. EL CAMBIO DE DOMICILIO DE CUALQUIERA DE LAS PARTES </w:t>
       </w:r>
       <w:r>
         <w:rPr>
@@ -3392,7 +3263,7 @@
           <w:szCs w:val="18"/>
         </w:rPr>
         <w:lastRenderedPageBreak/>
-        <w:t xml:space="preserve">DEL PRESENTE DOCUMENTO, EN DONDE SE LES HARÁ LLEGAR TODAS LAS COMUNICACIONES RELACIONADAS CON ESTE CONTRATO. EL CAMBIO DE DOMICILIO DE CUALQUIERA DE LAS PARTES SURTIRÁ EFECTO RESPECTO DE LA OTRA DESDE LA FECHA EN QUE SE LE COMUNIQUE NOTARIALMENTE DICHO CAMBIO. </w:t>
+        <w:t xml:space="preserve">SURTIRÁ EFECTO RESPECTO DE LA OTRA DESDE LA FECHA EN QUE SE LE COMUNIQUE NOTARIALMENTE DICHO CAMBIO. </w:t>
       </w:r>
     </w:p>
     <w:p>
